--- a/umk/rozdzial.docx
+++ b/umk/rozdzial.docx
@@ -67,7 +67,7 @@
           <w:sz w:val="20"/>
           <w:szCs w:val="20"/>
         </w:rPr>
-        <w:t xml:space="preserve">Artykuł omawia rolę systemów zapobiegania wyciekom danych (DLP) w wielowarstwowym modelu cyberbezpieczeństwa. Ma charakter przeglądowo-koncepcyjny i opiera się na literaturze naukowej, dokumentach NIST, przepisach RODO oraz raportach branżowych. Wyciek danych potraktowano jako skutek łańcucha zdarzeń, w którym błędy użytkowników nakładają się na luki organizacyjne i techniczne. Do opisu tego zjawiska wykorzystano model sera szwajcarskiego J. Reasona. Przedstawiono mechanizmy DLP: klasyfikację informacji, ochronę danych w trzech stanach, analizę treści i kontekstu oraz stopniowanie reakcji. Porównano zakres DLP z systemami EDR, NDR i SIEM. Zaproponowano ujęcie DLP jako uzupełnienia triady widoczności SOC o perspektywę chronionych informacji. Omówiono warunki skutecznego wdrożenia oraz finansowe, prawne i społeczne konsekwencje wycieków. Analiza wskazuje, że DLP skutecznie ogranicza wycieki przypadkowe, ale nie zastępuje innych warstw ochrony i wymaga wsparcia procedur organizacyjnych.</w:t>
+        <w:t xml:space="preserve">Przedmiotem rozważań jest rola systemów zapobiegania wyciekom danych (DLP) w wielowarstwowym modelu cyberbezpieczeństwa. Rozważania mają charakter przeglądowo-koncepcyjny i opierają się na literaturze naukowej, przepisach RODO oraz raportach branżowych. Wyciek danych potraktowano jako skutek łańcucha zdarzeń, w którym błędy użytkowników nakładają się na luki organizacyjne i techniczne. Do opisu tego zjawiska wykorzystano model sera szwajcarskiego J. Reasona. Przedstawiono mechanizmy DLP: klasyfikację informacji, ochronę danych w trzech stanach, analizę treści i kontekstu oraz stopniowanie reakcji. Porównano zakres DLP z systemami EDR, NDR i SIEM. Zaproponowano ujęcie DLP jako uzupełnienia triady widoczności SOC o perspektywę chronionych informacji. Omówiono warunki skutecznego wdrożenia oraz finansowe, prawne i społeczne konsekwencje wycieków. Analiza wskazuje, że DLP skutecznie ogranicza wycieki przypadkowe, ale nie zastępuje innych warstw ochrony i wymaga wsparcia procedur organizacyjnych.</w:t>
       </w:r>
     </w:p>
     <w:p>
@@ -111,7 +111,7 @@
           <w:sz w:val="20"/>
           <w:szCs w:val="20"/>
         </w:rPr>
-        <w:t xml:space="preserve">The article discusses the role of data loss prevention (DLP) systems in a multi-layered cybersecurity model. It is a review and conceptual study based on scientific literature, NIST publications, the GDPR and industry reports. A data leak is treated as the outcome of a chain of events in which user errors coincide with organisational and technical gaps, described with J. Reason's Swiss cheese model. The article presents the mechanisms of DLP: information classification, protection of data in three states, content and context analysis, and graduated response. It compares the scope of DLP with EDR, NDR and SIEM systems and proposes to view DLP as a complement to the SOC visibility triad, adding the perspective of protected information. The conditions for effective deployment and the financial, legal and social consequences of leaks are discussed. The analysis shows that DLP effectively limits accidental leaks, but does not replace other layers of protection and requires the support of organisational procedures.</w:t>
+        <w:t xml:space="preserve">The article discusses the role of data loss prevention (DLP) systems in a multi-layered cybersecurity model. It is a review and conceptual study based on scientific literature, the GDPR and industry reports. A data leak is treated as the outcome of a chain of events in which user errors coincide with organisational and technical gaps, described with J. Reason's Swiss cheese model. The article presents the mechanisms of DLP: information classification, protection of data in three states, content and context analysis, and graduated response. It compares the scope of DLP with EDR, NDR and SIEM systems and proposes to view DLP as a complement to the SOC visibility triad, adding the perspective of protected information. The conditions for effective deployment and the financial, legal and social consequences of leaks are discussed. The analysis shows that DLP effectively limits accidental leaks, but does not replace other layers of protection and requires the support of organisational procedures.</w:t>
       </w:r>
     </w:p>
     <w:p>
@@ -174,7 +174,7 @@
         <w:t xml:space="preserve">Data Loss Prevention</w:t>
       </w:r>
       <w:r>
-        <w:t xml:space="preserve">, DLP), które analizują treść i kontekst operacji na danych</w:t>
+        <w:t xml:space="preserve">, DLP). Są to narzędzia, które rozpoznają informacje chronione w treści i kontekście operacji na danych, takich jak zapis na nośniku, wysłanie wiadomości czy przesłanie pliku do usługi chmurowej. Zależnie od przyjętej polityki rejestrują taką operację, ostrzegają użytkownika albo ją blokują</w:t>
       </w:r>
       <w:r>
         <w:rPr>
@@ -193,17 +193,7 @@
         <w:jc w:val="both"/>
       </w:pPr>
       <w:r>
-        <w:t xml:space="preserve">Celem artykułu jest omówienie roli systemów DLP w ograniczaniu ryzyka wycieku danych oraz określenie ich miejsca w wielowarstwowym modelu cyberbezpieczeństwa. Artykuł ma charakter przeglądowo-koncepcyjny. Opiera się na literaturze naukowej, dokumentach instytucji normalizacyjnych i raportach branżowych. Nie zawiera badań empirycznych, a dobór źródeł nie miał charakteru systematycznego przeglądu literatury.</w:t>
-      </w:r>
-    </w:p>
-    <w:p>
-      <w:pPr>
-        <w:spacing w:after="0" w:before="0" w:line="360"/>
-        <w:ind w:firstLine="425"/>
-        <w:jc w:val="both"/>
-      </w:pPr>
-      <w:r>
-        <w:t xml:space="preserve">Rozważania obejmują cztery obszary: źródła i scenariusze zagrożeń, mechanizmy ochrony stosowane w systemach DLP, organizacyjne warunki ich skuteczności oraz konsekwencje naruszeń. Sekcja 2 opisuje zmiany w sposobach przetwarzania informacji, które zwiększają liczbę kanałów wycieku. Sekcja 3 przedstawia obraz zagrożeń wyłaniający się z badań i raportów, wraz z ograniczeniami ich interpretacji. Sekcje 4 i 5 definiują zakres DLP i lokują tę klasę rozwiązań wśród innych narzędzi bezpieczeństwa. Sekcja 6 traktuje wyciek jako skutek łańcucha zdarzeń, a sekcja 7 omawia warunki wdrożenia. Sekcja 8 dotyczy konsekwencji finansowych i społecznych.</w:t>
+        <w:t xml:space="preserve">Samo wdrożenie takiego narzędzia nie zapewnia jednak ochrony. DLP rozpoznaje treść, ale nie zastępuje systemów obserwujących urządzenia, sieć i dzienniki zdarzeń. Jego skuteczność zależy od tego, czy organizacja wie, jakie informacje chroni, i czy potrafi utrzymać reguły bez mnożenia wyjątków. Wyciek rzadko jest skutkiem pojedynczego błędu. Zwykle kończy łańcuch zdarzeń, w którym kolejne zabezpieczenia okazały się niewystarczające. Dlatego DLP warto rozpatrywać jako jedną z warstw wielowarstwowego modelu cyberbezpieczeństwa, a jego wartość oceniać na tle zagrożeń, które ma ograniczać, i kosztów, które pojawiają się, gdy ochrona zawiedzie. Punktem wyjścia jest pytanie, dlaczego kanałów wycieku wciąż przybywa.</w:t>
       </w:r>
     </w:p>
     <w:p>
@@ -252,7 +242,17 @@
         <w:footnoteReference w:id="3"/>
       </w:r>
       <w:r>
-        <w:t xml:space="preserve">. Nowsze dane potwierdzają znaczenie podmiotów zewnętrznych. Według komunikatu Verizon dotyczącego raportu DBIR 2026, opartego na danych z 2025 roku, udział strony trzeciej odnotowano w 48% analizowanych naruszeń, a wskaźnik ten wzrósł o 60% względem poprzedniej edycji</w:t>
+        <w:t xml:space="preserve">. Nowsze dane potwierdzają znaczenie podmiotów zewnętrznych. Według komunikatu Verizon dotyczącego raportu </w:t>
+      </w:r>
+      <w:r>
+        <w:rPr>
+          <w:i/>
+          <w:iCs/>
+        </w:rPr>
+        <w:t xml:space="preserve">Data Breach Investigations Report</w:t>
+      </w:r>
+      <w:r>
+        <w:t xml:space="preserve"> (DBIR) z 2026 roku, opartego na danych z 2025 roku, udział strony trzeciej odnotowano w 48% analizowanych naruszeń, a wskaźnik ten wzrósł o 60% względem poprzedniej edycji</w:t>
       </w:r>
       <w:r>
         <w:rPr>
@@ -271,7 +271,17 @@
         <w:jc w:val="both"/>
       </w:pPr>
       <w:r>
-        <w:t xml:space="preserve">Narzędzia generatywnej sztucznej inteligencji tworzą kolejny kanał przepływu informacji. Ten sam komunikat podaje, że korzystanie przez pracowników z niezatwierdzonych narzędzi AI (ang. </w:t>
+        <w:t xml:space="preserve">Narzędzia generatywnej sztucznej inteligencji tworzą kolejny kanał przepływu informacji. Ten sam komunikat podaje, że korzystanie przez pracowników z niezatwierdzonych narzędzi sztucznej inteligencji (ang. </w:t>
+      </w:r>
+      <w:r>
+        <w:rPr>
+          <w:i/>
+          <w:iCs/>
+        </w:rPr>
+        <w:t xml:space="preserve">artificial intelligence</w:t>
+      </w:r>
+      <w:r>
+        <w:t xml:space="preserve">, AI), określane jako </w:t>
       </w:r>
       <w:r>
         <w:rPr>
@@ -281,7 +291,7 @@
         <w:t xml:space="preserve">shadow AI</w:t>
       </w:r>
       <w:r>
-        <w:t xml:space="preserve">) stało się trzecią najczęstszą niezłośliwą aktywnością związaną z wyciekiem danych. Odsetek pracowników często korzystających z takich narzędzi wzrósł w ciągu roku z 15% do 45%</w:t>
+        <w:t xml:space="preserve">, stało się trzecią najczęstszą niezłośliwą aktywnością związaną z wyciekiem danych. Odsetek pracowników często korzystających z takich narzędzi wzrósł w ciągu roku z 15% do 45%</w:t>
       </w:r>
       <w:r>
         <w:rPr>
@@ -300,7 +310,17 @@
         <w:jc w:val="both"/>
       </w:pPr>
       <w:r>
-        <w:t xml:space="preserve">Wyciek może mieć trzy różne źródła: działanie napastnika, celowe nadużycie uprawnień przez osobę z wewnątrz albo niezamierzony błąd. Cheng i współautorzy porządkują je według dwóch kryteriów: intencji (celowe lub przypadkowe) oraz pochodzenia sprawcy (wewnętrzny lub zewnętrzny)</w:t>
+        <w:t xml:space="preserve">Wyciek może mieć trzy różne źródła: działanie napastnika, celowe nadużycie uprawnień przez osobę z wewnątrz organizacji (ang. </w:t>
+      </w:r>
+      <w:r>
+        <w:rPr>
+          <w:i/>
+          <w:iCs/>
+        </w:rPr>
+        <w:t xml:space="preserve">insider</w:t>
+      </w:r>
+      <w:r>
+        <w:t xml:space="preserve">), czyli pracownika lub współpracownika mającego uprawniony dostęp do jej zasobów, albo niezamierzony błąd. Cheng i współautorzy porządkują je według dwóch kryteriów: intencji (celowe lub przypadkowe) oraz pochodzenia sprawcy (wewnętrzny lub zewnętrzny)</w:t>
       </w:r>
       <w:r>
         <w:rPr>
@@ -309,7 +329,7 @@
         <w:footnoteReference w:id="6"/>
       </w:r>
       <w:r>
-        <w:t xml:space="preserve">. Do zagrożeń przypadkowych zaliczają m.in. omyłkową publikację, błąd konfiguracji, niewłaściwe szyfrowanie i utratę komputera. Przykładem jest incydent w australijskim Red Cross Blood Service z 2016 roku. Pracownik umieścił wtedy dokumenty z danymi ponad 550 tys. dawców krwi w publicznie dostępnym katalogu serwisu internetowego</w:t>
+        <w:t xml:space="preserve">. Do zagrożeń przypadkowych zaliczają m.in. omyłkową publikację, błąd konfiguracji, niewłaściwe szyfrowanie i utratę komputera. Obie grupy mają polskie przykłady. W 2024 roku Prezes UODO nałożył ponad 238 tys. zł kary na spółkę, której pracownik zgubił pendrive z niezaszyfrowanymi danymi osobowymi innego pracownika</w:t>
       </w:r>
       <w:r>
         <w:rPr>
@@ -318,6 +338,15 @@
         <w:footnoteReference w:id="7"/>
       </w:r>
       <w:r>
+        <w:t xml:space="preserve">. Organ wskazał, że administrator uwzględnił w analizie ryzyka kradzież i zniszczenie nośnika, ale pominął jego zwykłą utratę. W sprawie spółki Fortum Marketing and Sales Polska źródłem naruszenia był błąd konfiguracji. Podmiot przetwarzający utworzył podczas zmian w systemie dodatkową bazę danych klientów na serwerze bez odpowiednio skonfigurowanych zabezpieczeń. Osoby nieuprawnione skopiowały tę bazę, a administrator dowiedział się o incydencie od internautów</w:t>
+      </w:r>
+      <w:r>
+        <w:rPr>
+          <w:rStyle w:val="FootnoteReference"/>
+        </w:rPr>
+        <w:footnoteReference w:id="8"/>
+      </w:r>
+      <w:r>
         <w:t xml:space="preserve">.</w:t>
       </w:r>
     </w:p>
@@ -349,17 +378,7 @@
         <w:jc w:val="both"/>
       </w:pPr>
       <w:r>
-        <w:t xml:space="preserve">Obraz zagrożeń opiera się w dużej mierze na raportach branżowych, ponieważ organizacje rzadko udostępniają dane o własnych incydentach badaczom akademickim. Dwie najczęściej przywoływane serie to </w:t>
-      </w:r>
-      <w:r>
-        <w:rPr>
-          <w:i/>
-          <w:iCs/>
-        </w:rPr>
-        <w:t xml:space="preserve">Data Breach Investigations Report</w:t>
-      </w:r>
-      <w:r>
-        <w:t xml:space="preserve"> (DBIR) firmy Verizon oraz </w:t>
+        <w:t xml:space="preserve">Obraz zagrożeń opiera się w dużej mierze na raportach branżowych, ponieważ organizacje rzadko udostępniają dane o własnych incydentach badaczom akademickim. Dwie najczęściej przywoływane serie to DBIR firmy Verizon oraz </w:t>
       </w:r>
       <w:r>
         <w:rPr>
@@ -385,29 +404,75 @@
         <w:rPr>
           <w:rStyle w:val="FootnoteReference"/>
         </w:rPr>
-        <w:footnoteReference w:id="8"/>
-      </w:r>
-      <w:r>
-        <w:t xml:space="preserve">. Ten sam komunikat podaje, że socjotechnika prowadzona kanałami mobilnymi (wiadomości tekstowe, połączenia głosowe) osiąga skuteczność o 40% wyższą niż tradycyjny phishing e-mailowy. Dane te dotyczą głównie ataków zewnętrznych, ale pokazują też, że użytkownik pozostaje częstym celem ataku.</w:t>
-      </w:r>
-    </w:p>
-    <w:p>
-      <w:pPr>
-        <w:spacing w:after="0" w:before="0" w:line="360"/>
-        <w:ind w:firstLine="425"/>
-        <w:jc w:val="both"/>
-      </w:pPr>
-      <w:r>
-        <w:t xml:space="preserve">Udział osób z wewnątrz organizacji trudniej oszacować. Cheng i współautorzy przywołują analizę Barbary Hauer obejmującą 1259 incydentów, według której ponad 60% naruszeń spowodowali insiderzy</w:t>
-      </w:r>
-      <w:r>
-        <w:rPr>
-          <w:rStyle w:val="FootnoteReference"/>
-        </w:rPr>
         <w:footnoteReference w:id="9"/>
       </w:r>
       <w:r>
-        <w:t xml:space="preserve">. Zaznaczają jednocześnie, że raporty oparte na różnych zbiorach danych dają różne wyniki. Wspólny pozostaje jedynie wniosek, że znaczna część naruszeń ma źródło wewnątrz organizacji. Dane te pochodzą sprzed 2017 roku i nie powinny być traktowane jako opis obecnej sytuacji.</w:t>
+        <w:t xml:space="preserve">. Ten sam komunikat podaje, że socjotechnika prowadzona kanałami mobilnymi (wiadomości tekstowe, połączenia głosowe) osiąga skuteczność o 40% wyższą niż tradycyjny phishing, czyli wyłudzanie danych w wiadomościach e-mail podszywających się pod zaufanego nadawcę. Dane te dotyczą głównie ataków zewnętrznych, ale pokazują też, że użytkownik pozostaje częstym celem ataku.</w:t>
+      </w:r>
+    </w:p>
+    <w:p>
+      <w:pPr>
+        <w:spacing w:after="0" w:before="0" w:line="360"/>
+        <w:ind w:firstLine="425"/>
+        <w:jc w:val="both"/>
+      </w:pPr>
+      <w:r>
+        <w:t xml:space="preserve">Udział osób z wewnątrz organizacji trudniej oszacować, ponieważ zależy on od przyjętej definicji i źródła danych. Pełna wersja raportu DBIR 2026 obejmuje ponad 22 tys. potwierdzonych naruszeń z okresu od listopada 2024 do października 2025 roku. Sprawcy wewnętrzni wystąpili w 12% z nich, wobec 18% w poprzedniej edycji</w:t>
+      </w:r>
+      <w:r>
+        <w:rPr>
+          <w:rStyle w:val="FootnoteReference"/>
+        </w:rPr>
+        <w:footnoteReference w:id="10"/>
+      </w:r>
+      <w:r>
+        <w:t xml:space="preserve">. Autorzy raportu zaznaczają, że większość tych przypadków to pomyłki, błędy konfiguracji i obchodzenie procedur, a nie sabotaż. Umyślne nadużycie uprawnień odpowiadało za niespełna 4% naruszeń. Najczęstszym motywem w tej grupie była wygoda (60%), np. przesłanie danych służbowych na prywatną skrzynkę w celu pracy z domu</w:t>
+      </w:r>
+      <w:r>
+        <w:rPr>
+          <w:rStyle w:val="FootnoteReference"/>
+        </w:rPr>
+        <w:footnoteReference w:id="11"/>
+      </w:r>
+      <w:r>
+        <w:t xml:space="preserve">. Inaczej wygląda administracja publiczna. Sprawcy wewnętrzni odpowiadali tam za 44% naruszeń, głównie z powodu korespondencji doręczonej niewłaściwemu adresatowi, która stanowiła 88% błędów w tym sektorze</w:t>
+      </w:r>
+      <w:r>
+        <w:rPr>
+          <w:rStyle w:val="FootnoteReference"/>
+        </w:rPr>
+        <w:footnoteReference w:id="12"/>
+      </w:r>
+      <w:r>
+        <w:t xml:space="preserve">.</w:t>
+      </w:r>
+    </w:p>
+    <w:p>
+      <w:pPr>
+        <w:spacing w:after="0" w:before="0" w:line="360"/>
+        <w:ind w:firstLine="425"/>
+        <w:jc w:val="both"/>
+      </w:pPr>
+      <w:r>
+        <w:t xml:space="preserve">Inną perspektywę daje badanie Ponemon Institute przeprowadzone na zlecenie firmy DTEX Systems wśród 8750 specjalistów IT i bezpieczeństwa z 354 organizacji, które doświadczyły incydentów wewnętrznych. W 2025 roku 53% tych incydentów wynikało z zaniedbań pracowników lub kontraktorów, 27% z działań celowych, a 20% z kradzieży poświadczeń. Średni roczny koszt obsługi incydentów wewnętrznych wyniósł 19,5 mln USD na organizację</w:t>
+      </w:r>
+      <w:r>
+        <w:rPr>
+          <w:rStyle w:val="FootnoteReference"/>
+        </w:rPr>
+        <w:footnoteReference w:id="13"/>
+      </w:r>
+      <w:r>
+        <w:t xml:space="preserve">. Próba obejmuje wyłącznie organizacje dotknięte takimi incydentami, więc wyniki nie opisują ogółu przedsiębiorstw. Oba źródła, mimo odmiennej metodyki, prowadzą do zbieżnego wniosku: po stronie wewnętrznej przeważa błąd lub zaniedbanie osoby z uprawnionym dostępem, a nie działanie w złej wierze. Przegląd systematyczny 121 prac opublikowanych w latach 2014–2025 wskazuje jednocześnie na lukę badawczą. Niewiele metod wykrywania zagrożeń wewnętrznych uwzględnia czynniki ludzkie, przede wszystkim z powodu braku zbiorów danych łączących informacje o zachowaniu i kontekście użytkownika. Autorzy przeglądu podkreślają potrzebę takich modeli zwłaszcza dla zagrożeń nieumyślnych</w:t>
+      </w:r>
+      <w:r>
+        <w:rPr>
+          <w:rStyle w:val="FootnoteReference"/>
+        </w:rPr>
+        <w:footnoteReference w:id="14"/>
+      </w:r>
+      <w:r>
+        <w:t xml:space="preserve">.</w:t>
       </w:r>
     </w:p>
     <w:p>
@@ -423,7 +488,7 @@
         <w:rPr>
           <w:rStyle w:val="FootnoteReference"/>
         </w:rPr>
-        <w:footnoteReference w:id="10"/>
+        <w:footnoteReference w:id="15"/>
       </w:r>
       <w:r>
         <w:t xml:space="preserve">. Błąd użytkownika jest tu więc objawem, a nie jedyną przyczyną. Podobnie można odczytać dane IBM: tylko 37% organizacji dotkniętych naruszeniem zadeklarowało szyfrowanie danych wrażliwych zarówno w spoczynku, jak i podczas przesyłania</w:t>
@@ -432,7 +497,7 @@
         <w:rPr>
           <w:rStyle w:val="FootnoteReference"/>
         </w:rPr>
-        <w:footnoteReference w:id="11"/>
+        <w:footnoteReference w:id="16"/>
       </w:r>
       <w:r>
         <w:t xml:space="preserve">.</w:t>
@@ -451,7 +516,7 @@
         <w:rPr>
           <w:rStyle w:val="FootnoteReference"/>
         </w:rPr>
-        <w:footnoteReference w:id="12"/>
+        <w:footnoteReference w:id="17"/>
       </w:r>
       <w:r>
         <w:t xml:space="preserve">. Kanałem może być sieć, punkt końcowy, usługa chmurowa albo nośnik fizyczny. Asaf Shabtai, Yuval Elovici i Lior Rokach traktują kanał wycieku jako jedną z osi klasyfikacji rozwiązań DLP, obok źródła wycieku i stanu danych</w:t>
@@ -460,7 +525,7 @@
         <w:rPr>
           <w:rStyle w:val="FootnoteReference"/>
         </w:rPr>
-        <w:footnoteReference w:id="13"/>
+        <w:footnoteReference w:id="18"/>
       </w:r>
       <w:r>
         <w:t xml:space="preserve">.</w:t>
@@ -487,29 +552,49 @@
         <w:rPr>
           <w:rStyle w:val="FootnoteReference"/>
         </w:rPr>
-        <w:footnoteReference w:id="14"/>
-      </w:r>
-      <w:r>
-        <w:t xml:space="preserve">. Samo potencjalne narażenie danych nie spełnia tej definicji. Atak DDoS jest więc zwykle incydentem, ale nie naruszeniem.</w:t>
-      </w:r>
-    </w:p>
-    <w:p>
-      <w:pPr>
-        <w:spacing w:after="0" w:before="0" w:line="360"/>
-        <w:ind w:firstLine="425"/>
-        <w:jc w:val="both"/>
-      </w:pPr>
-      <w:r>
-        <w:t xml:space="preserve">RODO przyjmuje szersze pojęcie. Naruszenie ochrony danych osobowych obejmuje nie tylko nieuprawnione ujawnienie lub dostęp, ale także przypadkowe lub niezgodne z prawem zniszczenie, utracenie i zmodyfikowanie danych (art. 4 pkt 12)</w:t>
-      </w:r>
-      <w:r>
-        <w:rPr>
-          <w:rStyle w:val="FootnoteReference"/>
-        </w:rPr>
-        <w:footnoteReference w:id="15"/>
-      </w:r>
-      <w:r>
-        <w:t xml:space="preserve">. Zaszyfrowanie danych przez oprogramowanie ransomware bez ich wyprowadzenia może być naruszeniem w rozumieniu RODO, ale nie naruszeniem w rozumieniu DBIR. W tym artykule wyciek oznacza węższą kategorię: przekroczenie przez informację granicy, w której jej przetwarzanie jest uprawnione.</w:t>
+        <w:footnoteReference w:id="19"/>
+      </w:r>
+      <w:r>
+        <w:t xml:space="preserve">. Samo potencjalne narażenie danych nie spełnia tej definicji. Rozproszony atak odmowy usługi (ang. </w:t>
+      </w:r>
+      <w:r>
+        <w:rPr>
+          <w:i/>
+          <w:iCs/>
+        </w:rPr>
+        <w:t xml:space="preserve">Distributed Denial of Service</w:t>
+      </w:r>
+      <w:r>
+        <w:t xml:space="preserve">, DDoS), który przeciąża system i uniemożliwia korzystanie z niego, jest więc zwykle incydentem, ale nie naruszeniem.</w:t>
+      </w:r>
+    </w:p>
+    <w:p>
+      <w:pPr>
+        <w:spacing w:after="0" w:before="0" w:line="360"/>
+        <w:ind w:firstLine="425"/>
+        <w:jc w:val="both"/>
+      </w:pPr>
+      <w:r>
+        <w:t xml:space="preserve">Ogólne rozporządzenie o ochronie danych (RODO), czyli unijny akt prawny regulujący przetwarzanie danych osobowych, przyjmuje szersze pojęcie. Naruszenie ochrony danych osobowych obejmuje nie tylko nieuprawnione ujawnienie lub dostęp, ale także przypadkowe lub niezgodne z prawem zniszczenie, utracenie i zmodyfikowanie danych (art. 4 pkt 12)</w:t>
+      </w:r>
+      <w:r>
+        <w:rPr>
+          <w:rStyle w:val="FootnoteReference"/>
+        </w:rPr>
+        <w:footnoteReference w:id="20"/>
+      </w:r>
+      <w:r>
+        <w:t xml:space="preserve">. Zaszyfrowanie danych przez oprogramowanie wymuszające okup (ang. </w:t>
+      </w:r>
+      <w:r>
+        <w:rPr>
+          <w:i/>
+          <w:iCs/>
+        </w:rPr>
+        <w:t xml:space="preserve">ransomware</w:t>
+      </w:r>
+      <w:r>
+        <w:t xml:space="preserve">) bez ich wyprowadzenia może być naruszeniem w rozumieniu RODO, ale nie naruszeniem w rozumieniu DBIR. Wyciek rozumiany jest tu węziej, jako przekroczenie przez informację granicy, w której jej przetwarzanie jest uprawnione.</w:t>
       </w:r>
     </w:p>
     <w:p>
@@ -525,7 +610,7 @@
         <w:rPr>
           <w:rStyle w:val="FootnoteReference"/>
         </w:rPr>
-        <w:footnoteReference w:id="16"/>
+        <w:footnoteReference w:id="21"/>
       </w:r>
       <w:r>
         <w:t xml:space="preserve">, a nie na losowej próbie organizacji. Edycja raportu IBM z 2026 roku obejmuje 602 organizacje, które doświadczyły naruszenia od marca 2025 do lutego 2026 roku</w:t>
@@ -534,7 +619,7 @@
         <w:rPr>
           <w:rStyle w:val="FootnoteReference"/>
         </w:rPr>
-        <w:footnoteReference w:id="17"/>
+        <w:footnoteReference w:id="22"/>
       </w:r>
       <w:r>
         <w:t xml:space="preserve">. Odsetki z tych raportów opisują więc zbiór zbadanych naruszeń lub organizacji. Nie mówią o tym, jak często naruszenia dotykają ogółu przedsiębiorstw.</w:t>
@@ -564,7 +649,7 @@
         <w:rPr>
           <w:rStyle w:val="FootnoteReference"/>
         </w:rPr>
-        <w:footnoteReference w:id="18"/>
+        <w:footnoteReference w:id="23"/>
       </w:r>
       <w:r>
         <w:t xml:space="preserve">. Zwracają jednocześnie uwagę, że samo pojęcie pozostaje niejednoznaczne, mimo rosnącej liczby produktów komercyjnych. Cheng i współautorzy używają szerszego określenia DLPD (ang. </w:t>
@@ -574,7 +659,7 @@
           <w:i/>
           <w:iCs/>
         </w:rPr>
-        <w:t xml:space="preserve">data leak prevention and detection</w:t>
+        <w:t xml:space="preserve">Data Leak Prevention and Detection</w:t>
       </w:r>
       <w:r>
         <w:t xml:space="preserve">) i przypisują tym systemom trzy zadania: identyfikację, monitorowanie i zapobieganie ujawnieniu informacji wrażliwych, zarówno celowemu, jak i przypadkowemu</w:t>
@@ -583,7 +668,7 @@
         <w:rPr>
           <w:rStyle w:val="FootnoteReference"/>
         </w:rPr>
-        <w:footnoteReference w:id="19"/>
+        <w:footnoteReference w:id="24"/>
       </w:r>
       <w:r>
         <w:t xml:space="preserve">.</w:t>
@@ -602,7 +687,7 @@
         <w:rPr>
           <w:rStyle w:val="FootnoteReference"/>
         </w:rPr>
-        <w:footnoteReference w:id="20"/>
+        <w:footnoteReference w:id="25"/>
       </w:r>
       <w:r>
         <w:t xml:space="preserve">. Cheng i współautorzy formułują też wymagania wobec praktycznego systemu DLP. Powinien blokować tylko przepływy zawierające informacje wrażliwe i przepuszczać zwykły ruch. Powinien chronić przed nieostrożnymi pracownikami i złośliwymi insiderami. Powinien też utrudnić wyprowadzenie danych nawet wtedy, gdy zawiodą inne zabezpieczenia.</w:t>
@@ -623,16 +708,7 @@
         <w:jc w:val="both"/>
       </w:pPr>
       <w:r>
-        <w:t xml:space="preserve">System DLP może chronić tylko te informacje, które organizacja wcześniej wskazała. Przewodnik NIST SP 1800-28 rozpoczyna ochronę poufności od identyfikacji zasobów narażonych na naruszenie i ryzyk, które mogą do niego prowadzić. Dopiero potem wprowadza technologie ochronne</w:t>
-      </w:r>
-      <w:r>
-        <w:rPr>
-          <w:rStyle w:val="FootnoteReference"/>
-        </w:rPr>
-        <w:footnoteReference w:id="21"/>
-      </w:r>
-      <w:r>
-        <w:t xml:space="preserve">. Klasyfikacja wyznacza więc zakres działania DLP. Błędy na tym etapie przenoszą się na wszystkie dalsze decyzje systemu: dane pominięte w klasyfikacji pozostają bez ochrony, a dane sklasyfikowane zbyt szeroko generują nadmiar alarmów.</w:t>
+        <w:t xml:space="preserve">System DLP może chronić tylko te informacje, które organizacja wcześniej rozpoznała i opisała. Ochrona poufności zaczyna się więc nie od wyboru narzędzia, lecz od ustalenia, jakie dane organizacja przetwarza, gdzie się one znajdują, kto z nich korzysta i jakie byłyby skutki ich ujawnienia. Na tej podstawie dane przypisuje się do kategorii, na przykład publicznych, wewnętrznych, poufnych i ściśle chronionych, a każdej kategorii przyporządkowuje zasady przetwarzania. Dopiero tak opisane zasoby można przełożyć na reguły systemu DLP. Klasyfikacja nie jest przy tym czynnością jednorazową, ponieważ powstają nowe zbiory danych, systemy i kanały ich wymiany. Wyznacza ona zakres działania DLP. Błędy na tym etapie przenoszą się na wszystkie dalsze decyzje systemu: dane pominięte w klasyfikacji pozostają bez ochrony, a dane sklasyfikowane zbyt szeroko generują nadmiar alarmów.</w:t>
       </w:r>
     </w:p>
     <w:p>
@@ -656,7 +732,7 @@
         <w:rPr>
           <w:rStyle w:val="FootnoteReference"/>
         </w:rPr>
-        <w:footnoteReference w:id="22"/>
+        <w:footnoteReference w:id="26"/>
       </w:r>
       <w:r>
         <w:t xml:space="preserve">. Skanowanie danych przechowywanych na serwerach pozwala znaleźć zasoby narażone na wyciek wewnątrz organizacji. Monitorowanie danych używanych na stacjach roboczych ma zapobiegać niewłaściwemu obchodzeniu się z nimi przez użytkowników. Monitorowanie ruchu sieciowego ma powstrzymać przesłanie danych poufnych poza sieć firmową. Shabtai i współautorzy włączają stan danych do taksonomii rozwiązań, obok źródła wycieku, kanału, sposobu wdrożenia, charakteru działania (zapobiegawczy lub wykrywający) i reakcji na wyciek</w:t>
@@ -665,7 +741,7 @@
         <w:rPr>
           <w:rStyle w:val="FootnoteReference"/>
         </w:rPr>
-        <w:footnoteReference w:id="23"/>
+        <w:footnoteReference w:id="27"/>
       </w:r>
       <w:r>
         <w:t xml:space="preserve">.</w:t>
@@ -692,7 +768,7 @@
         <w:rPr>
           <w:rStyle w:val="FootnoteReference"/>
         </w:rPr>
-        <w:footnoteReference w:id="24"/>
+        <w:footnoteReference w:id="28"/>
       </w:r>
       <w:r>
         <w:t xml:space="preserve">. Pierwsze podejście sprawdza, co zawiera przesyłany lub zapisywany obiekt. Drugie bada metadane i okoliczności operacji: kto ją wykonuje, skąd, dokąd, w jakim czasie i czy odbiega ona od typowego wzorca zachowania. Część rozwiązań łączy obie metody. Tabela 1 zestawia główne techniki wraz z ich ograniczeniami.</w:t>
@@ -1662,7 +1738,7 @@
         <w:rPr>
           <w:rStyle w:val="FootnoteReference"/>
         </w:rPr>
-        <w:footnoteReference w:id="25"/>
+        <w:footnoteReference w:id="29"/>
       </w:r>
       <w:r>
         <w:t xml:space="preserve">. Ruch szyfrowany czyni ją bezużyteczną, jeżeli system nie ma wglądu w treść przed zaszyfrowaniem. Cheng i współautorzy przywołują też ocenę trzech rozwiązań komercyjnych przeprowadzoną przez Davida Gugelmanna i współautorów. Systemy te zapobiegały przypadkowym wyciekom w ruchu WWW, ale insider lub złośliwe oprogramowanie mogły je łatwo obejść. Wynik ten wyznacza realistyczny zakres oczekiwań wobec DLP.</w:t>
@@ -1689,7 +1765,7 @@
         <w:rPr>
           <w:rStyle w:val="FootnoteReference"/>
         </w:rPr>
-        <w:footnoteReference w:id="26"/>
+        <w:footnoteReference w:id="30"/>
       </w:r>
       <w:r>
         <w:t xml:space="preserve">. Dobór reakcji jest decyzją organizacyjną, a nie wyłącznie techniczną. Blokada chroni dane, ale przy błędnej regule zatrzymuje też uprawnioną pracę.</w:t>
@@ -2437,29 +2513,49 @@
         <w:jc w:val="both"/>
       </w:pPr>
       <w:r>
-        <w:t xml:space="preserve">Koncepcję trzech źródeł widoczności w centrum operacji bezpieczeństwa (SOC) zaproponował w 2015 roku Anton Chuvakin, pracując wtedy jako analityk Gartnera</w:t>
-      </w:r>
-      <w:r>
-        <w:rPr>
-          <w:rStyle w:val="FootnoteReference"/>
-        </w:rPr>
-        <w:footnoteReference w:id="27"/>
+        <w:t xml:space="preserve">Koncepcję trzech źródeł widoczności w centrum operacji bezpieczeństwa (ang. </w:t>
+      </w:r>
+      <w:r>
+        <w:rPr>
+          <w:i/>
+          <w:iCs/>
+        </w:rPr>
+        <w:t xml:space="preserve">Security Operations Center</w:t>
+      </w:r>
+      <w:r>
+        <w:t xml:space="preserve">, SOC), czyli zespole stale monitorującym zdarzenia i obsługującym incydenty, zaproponował w 2015 roku Anton Chuvakin, pracując wtedy jako analityk Gartnera</w:t>
+      </w:r>
+      <w:r>
+        <w:rPr>
+          <w:rStyle w:val="FootnoteReference"/>
+        </w:rPr>
+        <w:footnoteReference w:id="31"/>
       </w:r>
       <w:r>
         <w:t xml:space="preserve">. Pierwotnie nazwał ją „</w:t>
       </w:r>
       <w:r>
-        <w:t xml:space="preserve">jądrową triadą SOC”, przez analogię do triady środków przenoszenia broni jądrowej. Trzy filary to dzienniki zdarzeń (SIEM), dane sieciowe (NTA, później NDR) i telemetria punktów końcowych (EDR). Chuvakin zauważył później, że zakresy tych źródeł częściowo się pokrywają. Dopuścił też, że widoczność aplikacji może stać się czwartym filarem.</w:t>
-      </w:r>
-    </w:p>
-    <w:p>
-      <w:pPr>
-        <w:spacing w:after="0" w:before="0" w:line="360"/>
-        <w:ind w:firstLine="425"/>
-        <w:jc w:val="both"/>
-      </w:pPr>
-      <w:r>
-        <w:t xml:space="preserve">Triada odpowiada na pytanie, co dzieje się w infrastrukturze. Nie odpowiada wprost na pytanie, których informacji dotyczą obserwowane zdarzenia. Autor proponuje traktować DLP jako uzupełnienie triady o perspektywę chronionych danych. Nie jest to stanowisko Gartnera ani Chuvakina, lecz interpretacja przyjęta w tym artykule. Przykładowo EDR może odnotować uruchomienie programu archiwizującego, a NDR wysyłkę dużego pliku do zewnętrznej usługi. Dopiero DLP może wskazać, że archiwum zawiera dokumenty oznaczone jako poufne.</w:t>
+        <w:t xml:space="preserve">jądrową triadą SOC”, przez analogię do triady środków przenoszenia broni jądrowej. Trzy filary to dzienniki zdarzeń (SIEM), dane sieciowe i telemetria punktów końcowych (EDR). Dane sieciowe dostarczały pierwotnie narzędzia analizy ruchu (ang. </w:t>
+      </w:r>
+      <w:r>
+        <w:rPr>
+          <w:i/>
+          <w:iCs/>
+        </w:rPr>
+        <w:t xml:space="preserve">Network Traffic Analysis</w:t>
+      </w:r>
+      <w:r>
+        <w:t xml:space="preserve">, NTA), później określane jako NDR. Chuvakin zauważył później, że zakresy tych źródeł częściowo się pokrywają. Dopuścił też, że widoczność aplikacji może stać się czwartym filarem.</w:t>
+      </w:r>
+    </w:p>
+    <w:p>
+      <w:pPr>
+        <w:spacing w:after="0" w:before="0" w:line="360"/>
+        <w:ind w:firstLine="425"/>
+        <w:jc w:val="both"/>
+      </w:pPr>
+      <w:r>
+        <w:t xml:space="preserve">Triada odpowiada na pytanie, co dzieje się w infrastrukturze. Nie odpowiada wprost na pytanie, których informacji dotyczą obserwowane zdarzenia. Autor proponuje traktować DLP jako uzupełnienie triady o perspektywę chronionych danych. Nie jest to stanowisko Gartnera ani Chuvakina, lecz interpretacja proponowana w niniejszym tekście. Przykładowo EDR może odnotować uruchomienie programu archiwizującego, a NDR wysyłkę dużego pliku do zewnętrznej usługi. Dopiero DLP może wskazać, że archiwum zawiera dokumenty oznaczone jako poufne.</w:t>
       </w:r>
     </w:p>
     <w:p>
@@ -2475,16 +2571,16 @@
         <w:rPr>
           <w:rStyle w:val="FootnoteReference"/>
         </w:rPr>
-        <w:footnoteReference w:id="28"/>
-      </w:r>
-      <w:r>
-        <w:t xml:space="preserve">. Przewodnik NIST SP 1800-28 również opisuje rozwiązanie przykładowe złożone z wielu współpracujących systemów. Wykrywanie, reagowanie i odtwarzanie po naruszeniu poufności omówiono w nim jako osobny projekt (SP 1800-29)</w:t>
-      </w:r>
-      <w:r>
-        <w:rPr>
-          <w:rStyle w:val="FootnoteReference"/>
-        </w:rPr>
-        <w:footnoteReference w:id="29"/>
+        <w:footnoteReference w:id="32"/>
+      </w:r>
+      <w:r>
+        <w:t xml:space="preserve">. Przewodnik SP 1800-28, opublikowany przez amerykański National Institute of Standards and Technology (NIST), również opisuje rozwiązanie przykładowe złożone z wielu współpracujących systemów. Wykrywanie, reagowanie i odtwarzanie po naruszeniu poufności omówiono w nim jako osobny projekt (SP 1800-29)</w:t>
+      </w:r>
+      <w:r>
+        <w:rPr>
+          <w:rStyle w:val="FootnoteReference"/>
+        </w:rPr>
+        <w:footnoteReference w:id="33"/>
       </w:r>
       <w:r>
         <w:t xml:space="preserve">.</w:t>
@@ -2524,7 +2620,7 @@
         <w:rPr>
           <w:rStyle w:val="FootnoteReference"/>
         </w:rPr>
-        <w:footnoteReference w:id="30"/>
+        <w:footnoteReference w:id="34"/>
       </w:r>
       <w:r>
         <w:t xml:space="preserve">. Napastnicy przejęli najpierw przez phishing system dostawcy usług technicznych, który miał zdalny dostęp do sieci Target. Następnie weszli do sieci firmy, zainstalowali złośliwe oprogramowanie na terminalach płatniczych, przenieśli zebrane dane na przejęte hosty wewnętrzne i wyprowadzili je na zewnątrz. Każdy z tych etapów był osobną okazją do przerwania ataku.</w:t>
@@ -2543,10 +2639,10 @@
         <w:rPr>
           <w:rStyle w:val="FootnoteReference"/>
         </w:rPr>
-        <w:footnoteReference w:id="31"/>
-      </w:r>
-      <w:r>
-        <w:t xml:space="preserve">. Ostatnia przyczyna jest szczególnie istotna dla tego artykułu. Zabezpieczenie zadziałało, a mimo to bariera zawiodła na poziomie organizacji.</w:t>
+        <w:footnoteReference w:id="35"/>
+      </w:r>
+      <w:r>
+        <w:t xml:space="preserve">. Ostatnia przyczyna jest z perspektywy DLP najważniejsza. Zabezpieczenie zadziałało, a mimo to bariera zawiodła na poziomie organizacji.</w:t>
       </w:r>
     </w:p>
     <w:p>
@@ -2570,7 +2666,7 @@
         <w:rPr>
           <w:rStyle w:val="FootnoteReference"/>
         </w:rPr>
-        <w:footnoteReference w:id="32"/>
+        <w:footnoteReference w:id="36"/>
       </w:r>
       <w:r>
         <w:t xml:space="preserve">. Reason przedstawia zabezpieczenia systemu jako kolejne warstwy. Część z nich jest techniczna (alarmy, bariery fizyczne, automatyczne wyłączenia), część opiera się na ludziach, a część na procedurach i kontroli administracyjnej. Każda warstwa ma luki, które otwierają się, zamykają i przesuwają. Luka w pojedynczej warstwie zwykle nie prowadzi do szkody. Szkoda powstaje dopiero wtedy, gdy luki w wielu warstwach chwilowo się pokryją.</w:t>
@@ -2589,7 +2685,7 @@
         <w:rPr>
           <w:rStyle w:val="FootnoteReference"/>
         </w:rPr>
-        <w:footnoteReference w:id="33"/>
+        <w:footnoteReference w:id="37"/>
       </w:r>
       <w:r>
         <w:t xml:space="preserve">. W odróżnieniu od błędów aktywnych warunki ukryte można wykryć i usunąć, zanim dojdzie do zdarzenia.</w:t>
@@ -2608,7 +2704,7 @@
         <w:rPr>
           <w:rStyle w:val="FootnoteReference"/>
         </w:rPr>
-        <w:footnoteReference w:id="34"/>
+        <w:footnoteReference w:id="38"/>
       </w:r>
       <w:r>
         <w:t xml:space="preserve">. Reason podkreśla też, że skuteczne zarządzanie ryzykiem wymaga kultury zgłaszania błędów, a ta z kolei wymaga zaufania. Wniosek ten przenosi się na ochronę danych: pracownik, który obawia się kary, rzadziej zgłosi omyłkowe wysłanie dokumentu.</w:t>
@@ -2627,7 +2723,7 @@
         <w:rPr>
           <w:rStyle w:val="FootnoteReference"/>
         </w:rPr>
-        <w:footnoteReference w:id="35"/>
+        <w:footnoteReference w:id="39"/>
       </w:r>
       <w:r>
         <w:t xml:space="preserve">. DLP jest w tym ujęciu jedną z warstw. Zmniejsza prawdopodobieństwo, że luki się pokryją, ale nie eliminuje luk w innych warstwach.</w:t>
@@ -2664,7 +2760,7 @@
         <w:rPr>
           <w:rStyle w:val="FootnoteReference"/>
         </w:rPr>
-        <w:footnoteReference w:id="36"/>
+        <w:footnoteReference w:id="40"/>
       </w:r>
       <w:r>
         <w:t xml:space="preserve">. Cheng i współautorzy zaznaczają jednak dwa ograniczenia. Pierwszym jest wysoki odsetek fałszywych alarmów, wynikający ze zmienności kontekstu w czasie. Drugim jest luka semantyczna między obserwowalnymi zdarzeniami w systemie a intencjami użytkownika, których nie da się zmierzyć bezpośrednio. Insider działający w granicach swoich uprawnień pozostaje więc trudny do wykrycia.</w:t>
@@ -2698,7 +2794,7 @@
         <w:jc w:val="both"/>
       </w:pPr>
       <w:r>
-        <w:t xml:space="preserve">Skuteczność DLP zależy bardziej od przygotowania organizacji niż od wyboru produktu. Ta sekcja ma charakter rekomendacyjny. Przedstawione etapy wynikają z omawianej literatury i z ograniczeń technik opisanych w sekcji 4, ale nie zostały zweryfikowane empirycznie w ramach tego artykułu.</w:t>
+        <w:t xml:space="preserve">Skuteczność DLP zależy bardziej od przygotowania organizacji niż od wyboru produktu. Równie istotnym czynnikiem sukcesu jest determinacja organizacji oraz odporność na wprowadzanie wyjątków do reguł. Kluczowe etapy wdrożeń można określić w następujący sposób.</w:t>
       </w:r>
     </w:p>
     <w:p>
@@ -2716,16 +2812,7 @@
         <w:jc w:val="both"/>
       </w:pPr>
       <w:r>
-        <w:t xml:space="preserve">Wdrożenie powinno zaczynać się od określenia, które informacje wymagają ochrony i dlaczego. Kolejność przyjęta w przewodniku NIST SP 1800-28 (najpierw identyfikacja zasobów i ryzyk, potem ochrona) dobrze oddaje tę zależność</w:t>
-      </w:r>
-      <w:r>
-        <w:rPr>
-          <w:rStyle w:val="FootnoteReference"/>
-        </w:rPr>
-        <w:footnoteReference w:id="37"/>
-      </w:r>
-      <w:r>
-        <w:t xml:space="preserve">. Organizacja, która nie wie, gdzie przechowuje dane osobowe klientów lub dokumentację projektową, nie napisze dla nich trafnych reguł.</w:t>
+        <w:t xml:space="preserve">Wdrożenie powinno zaczynać się od określenia, które informacje wymagają ochrony i dlaczego. Kolejność przyjęta w procesie to najpierw identyfikacja zasobów i ryzyk, potem ochrona. Organizacja, która nie wie, gdzie przechowuje dane osobowe klientów lub dokumentację projektową, nie napisze dla nich trafnych reguł.</w:t>
       </w:r>
     </w:p>
     <w:p>
@@ -2811,7 +2898,7 @@
         <w:rPr>
           <w:rStyle w:val="FootnoteReference"/>
         </w:rPr>
-        <w:footnoteReference w:id="38"/>
+        <w:footnoteReference w:id="41"/>
       </w:r>
       <w:r>
         <w:t xml:space="preserve">. Natychmiastowe włączenie blokad zatrzymałoby więc część uprawnionej pracy. Użytkownicy zaczęliby wtedy szukać kanałów omijających kontrolę.</w:t>
@@ -2838,7 +2925,7 @@
         <w:rPr>
           <w:rStyle w:val="FootnoteReference"/>
         </w:rPr>
-        <w:footnoteReference w:id="39"/>
+        <w:footnoteReference w:id="42"/>
       </w:r>
       <w:r>
         <w:t xml:space="preserve">: luką, o której wszyscy zapomnieli.</w:t>
@@ -2857,7 +2944,7 @@
         <w:rPr>
           <w:rStyle w:val="FootnoteReference"/>
         </w:rPr>
-        <w:footnoteReference w:id="40"/>
+        <w:footnoteReference w:id="43"/>
       </w:r>
       <w:r>
         <w:t xml:space="preserve">. System, który generuje alarmy, ale nie ma przypisanej odpowiedzialności za ich obsługę, daje poczucie ochrony bez rzeczywistej ochrony.</w:t>
@@ -2894,7 +2981,7 @@
         <w:rPr>
           <w:rStyle w:val="FootnoteReference"/>
         </w:rPr>
-        <w:footnoteReference w:id="41"/>
+        <w:footnoteReference w:id="44"/>
       </w:r>
       <w:r>
         <w:t xml:space="preserve">. Ostrzeżenie wyświetlane w chwili operacji może pełnić funkcję edukacyjną, jeżeli wyjaśnia, dlaczego operacja została zatrzymana. Wsparciem jest kultura zgłaszania błędów opisana przez Reasona</w:t>
@@ -2903,7 +2990,7 @@
         <w:rPr>
           <w:rStyle w:val="FootnoteReference"/>
         </w:rPr>
-        <w:footnoteReference w:id="42"/>
+        <w:footnoteReference w:id="45"/>
       </w:r>
       <w:r>
         <w:t xml:space="preserve">.</w:t>
@@ -2940,7 +3027,7 @@
         <w:rPr>
           <w:rStyle w:val="FootnoteReference"/>
         </w:rPr>
-        <w:footnoteReference w:id="43"/>
+        <w:footnoteReference w:id="46"/>
       </w:r>
       <w:r>
         <w:t xml:space="preserve">. DLP ogranicza więc ryzyko wycieku, ale go nie usuwa.</w:t>
@@ -2970,7 +3057,7 @@
         <w:rPr>
           <w:rStyle w:val="FootnoteReference"/>
         </w:rPr>
-        <w:footnoteReference w:id="44"/>
+        <w:footnoteReference w:id="47"/>
       </w:r>
       <w:r>
         <w:t xml:space="preserve">. Wartość ta jest średnią dla 602 organizacji, które doświadczyły naruszenia od marca 2025 do lutego 2026 roku. Nie opisuje typowego kosztu w małej firmie ani w polskich realiach rynkowych. Średnia arytmetyczna jest też wrażliwa na pojedyncze bardzo kosztowne przypadki.</w:t>
@@ -2989,7 +3076,7 @@
         <w:rPr>
           <w:rStyle w:val="FootnoteReference"/>
         </w:rPr>
-        <w:footnoteReference w:id="45"/>
+        <w:footnoteReference w:id="48"/>
       </w:r>
       <w:r>
         <w:t xml:space="preserve">. Target podał straty związane z naruszeniem z 2013 roku na poziomie 248 mln USD. Po ujawnieniu naruszeń w Yahoo Verizon zapłacił za przejęcie tej firmy o 350 mln USD mniej, niż pierwotnie planowano. Drugi przykład pokazuje, że naruszenie może obniżyć wartość przedsiębiorstwa w transakcji kapitałowej.</w:t>
@@ -3016,7 +3103,7 @@
         <w:rPr>
           <w:rStyle w:val="FootnoteReference"/>
         </w:rPr>
-        <w:footnoteReference w:id="46"/>
+        <w:footnoteReference w:id="49"/>
       </w:r>
       <w:r>
         <w:t xml:space="preserve">. Administrator zgłasza naruszenie organowi nadzorczemu bez zbędnej zwłoki, w miarę możliwości nie później niż w ciągu 72 godzin od jego stwierdzenia (art. 33). Jeżeli naruszenie może powodować wysokie ryzyko dla praw lub wolności osób fizycznych, administrator zawiadamia również te osoby (art. 34). Osoba, która poniosła szkodę majątkową lub niemajątkową, ma prawo do odszkodowania (art. 82). Za naruszenie przepisów rozporządzenia grozi administracyjna kara pieniężna, w najwyższym progu do 20 mln EUR lub do 4% całkowitego rocznego światowego obrotu przedsiębiorstwa (art. 83).</w:t>
@@ -3029,7 +3116,7 @@
         <w:jc w:val="both"/>
       </w:pPr>
       <w:r>
-        <w:t xml:space="preserve">Obowiązek zgłoszenia w ciągu 72 godzin łączy się bezpośrednio z tematem artykułu. Administrator musi w krótkim czasie ustalić, jakie dane zostały ujawnione i kogo dotyczą. Zdarzenia rejestrowane przez DLP, powiązane z klasyfikacją danych, mogą skrócić tę analizę. Jest to wniosek autora, a nie wymóg prawny.</w:t>
+        <w:t xml:space="preserve">Obowiązek zgłoszenia w ciągu 72 godzin łączy się bezpośrednio z rolą DLP. Administrator musi w krótkim czasie ustalić, jakie dane zostały ujawnione i kogo dotyczą. Zdarzenia rejestrowane przez DLP, powiązane z klasyfikacją danych, mogą skrócić tę analizę. Jest to wniosek autora, a nie wymóg prawny.</w:t>
       </w:r>
     </w:p>
     <w:p>
@@ -3045,7 +3132,7 @@
         <w:rPr>
           <w:rStyle w:val="FootnoteReference"/>
         </w:rPr>
-        <w:footnoteReference w:id="47"/>
+        <w:footnoteReference w:id="50"/>
       </w:r>
       <w:r>
         <w:t xml:space="preserve">. Reputacja staje się więc bezpośrednim narzędziem wymuszenia.</w:t>
@@ -3082,7 +3169,7 @@
         <w:rPr>
           <w:rStyle w:val="FootnoteReference"/>
         </w:rPr>
-        <w:footnoteReference w:id="48"/>
+        <w:footnoteReference w:id="51"/>
       </w:r>
       <w:r>
         <w:t xml:space="preserve">. Takiej szkody nie da się naprawić zmianą hasła ani wydaniem nowej karty płatniczej. Ujawnienie danych identyfikacyjnych zwiększa z kolei ryzyko kradzieży tożsamości, która była typem szkody w części największych naruszeń zestawionych przez tych samych autorów.</w:t>
@@ -3132,7 +3219,7 @@
         <w:rPr>
           <w:rStyle w:val="FootnoteReference"/>
         </w:rPr>
-        <w:footnoteReference w:id="49"/>
+        <w:footnoteReference w:id="52"/>
       </w:r>
       <w:r>
         <w:t xml:space="preserve">. Analiza zachowań rozszerza możliwości wykrywania zagrożeń wewnętrznych, lecz generuje wiele fałszywych alarmów. DLP należy więc traktować jako jedną z warstw ochrony, a nie jako rozwiązanie samodzielne.</w:t>
@@ -3151,7 +3238,7 @@
         <w:rPr>
           <w:rStyle w:val="FootnoteReference"/>
         </w:rPr>
-        <w:footnoteReference w:id="50"/>
+        <w:footnoteReference w:id="53"/>
       </w:r>
       <w:r>
         <w:t xml:space="preserve"> pozwala ująć wyciek jako skutek nakładania się błędów aktywnych i warunków ukrytych. Z tej perspektywy skuteczność DLP zależy od stanu pozostałych warstw: klasyfikacji danych, zakresu uprawnień, segmentacji sieci i procedur obsługi alarmów. Przypadek Target pokazuje, że zabezpieczenie techniczne może zadziałać prawidłowo, a mimo to nie zapobiec szkodzie, gdy nikt nie reaguje na jego sygnały</w:t>
@@ -3160,7 +3247,7 @@
         <w:rPr>
           <w:rStyle w:val="FootnoteReference"/>
         </w:rPr>
-        <w:footnoteReference w:id="51"/>
+        <w:footnoteReference w:id="54"/>
       </w:r>
       <w:r>
         <w:t xml:space="preserve">.</w:t>
@@ -3241,7 +3328,7 @@
         <w:rPr>
           <w:rStyle w:val="FootnoteReference"/>
         </w:rPr>
-        <w:footnoteReference w:id="52"/>
+        <w:footnoteReference w:id="55"/>
       </w:r>
       <w:r>
         <w:t xml:space="preserve">. Potrzebne są też wspólne zbiory danych testowych, bez których trudno rzetelnie porównywać metody wykrywania. Osobnym zagadnieniem jest przepływ informacji do narzędzi generatywnej sztucznej inteligencji, którego skala według danych z 2025 roku szybko rośnie</w:t>
@@ -3250,7 +3337,7 @@
         <w:rPr>
           <w:rStyle w:val="FootnoteReference"/>
         </w:rPr>
-        <w:footnoteReference w:id="53"/>
+        <w:footnoteReference w:id="56"/>
       </w:r>
       <w:r>
         <w:t xml:space="preserve">.</w:t>
@@ -3457,23 +3544,23 @@
           <w:sz w:val="20"/>
           <w:szCs w:val="20"/>
         </w:rPr>
-        <w:t xml:space="preserve">Reason J., </w:t>
-      </w:r>
-      <w:r>
-        <w:rPr>
-          <w:i/>
-          <w:iCs/>
-          <w:sz w:val="20"/>
-          <w:szCs w:val="20"/>
-        </w:rPr>
-        <w:t xml:space="preserve">Human error: models and management</w:t>
-      </w:r>
-      <w:r>
-        <w:rPr>
-          <w:sz w:val="20"/>
-          <w:szCs w:val="20"/>
-        </w:rPr>
-        <w:t xml:space="preserve">, „BMJ” 2000, t. 320, nr 7237, https://doi.org/10.1136/bmj.320.7237.768.</w:t>
+        <w:t xml:space="preserve">Pathirana N. i in., </w:t>
+      </w:r>
+      <w:r>
+        <w:rPr>
+          <w:i/>
+          <w:iCs/>
+          <w:sz w:val="20"/>
+          <w:szCs w:val="20"/>
+        </w:rPr>
+        <w:t xml:space="preserve">Integrating Human Factors into Insider Threat Detection: A Systematic Review</w:t>
+      </w:r>
+      <w:r>
+        <w:rPr>
+          <w:sz w:val="20"/>
+          <w:szCs w:val="20"/>
+        </w:rPr>
+        <w:t xml:space="preserve">, „ACM Computing Surveys” 2026, t. 58, nr 10, https://doi.org/10.1145/3798089.</w:t>
       </w:r>
     </w:p>
     <w:p>
@@ -3487,7 +3574,39 @@
           <w:sz w:val="20"/>
           <w:szCs w:val="20"/>
         </w:rPr>
-        <w:t xml:space="preserve">Rozporządzenie Parlamentu Europejskiego i Rady (UE) 2016/679 z dnia 27 kwietnia 2016 r. w sprawie ochrony osób fizycznych w związku z przetwarzaniem danych osobowych i w sprawie swobodnego przepływu takich danych oraz uchylenia dyrektywy 95/46/WE (ogólne rozporządzenie o ochronie danych) (Dz.Urz. UE L 119 z 4.05.2016, s. 1–88).</w:t>
+        <w:t xml:space="preserve">Ponemon Institute, </w:t>
+      </w:r>
+      <w:r>
+        <w:rPr>
+          <w:i/>
+          <w:iCs/>
+          <w:sz w:val="20"/>
+          <w:szCs w:val="20"/>
+        </w:rPr>
+        <w:t xml:space="preserve">2026 Cost of Insider Risks: Global</w:t>
+      </w:r>
+      <w:r>
+        <w:rPr>
+          <w:sz w:val="20"/>
+          <w:szCs w:val="20"/>
+        </w:rPr>
+        <w:t xml:space="preserve">, omówienie raportu </w:t>
+      </w:r>
+      <w:r>
+        <w:rPr>
+          <w:i/>
+          <w:iCs/>
+          <w:sz w:val="20"/>
+          <w:szCs w:val="20"/>
+        </w:rPr>
+        <w:t xml:space="preserve">2026 Cost of Insider Risks Global Report</w:t>
+      </w:r>
+      <w:r>
+        <w:rPr>
+          <w:sz w:val="20"/>
+          <w:szCs w:val="20"/>
+        </w:rPr>
+        <w:t xml:space="preserve"> przygotowanego na zlecenie DTEX Systems, 13 maja 2026, https://ponemonsullivanreport.com/2026/05/2026-cost-of-insider-risks-globa (dostęp 26.10.2026 r.).</w:t>
       </w:r>
     </w:p>
     <w:p>
@@ -3501,23 +3620,23 @@
           <w:sz w:val="20"/>
           <w:szCs w:val="20"/>
         </w:rPr>
-        <w:t xml:space="preserve">Shabtai A., Elovici Y., Rokach L., </w:t>
-      </w:r>
-      <w:r>
-        <w:rPr>
-          <w:i/>
-          <w:iCs/>
-          <w:sz w:val="20"/>
-          <w:szCs w:val="20"/>
-        </w:rPr>
-        <w:t xml:space="preserve">A Survey of Data Leakage Detection and Prevention Solutions</w:t>
-      </w:r>
-      <w:r>
-        <w:rPr>
-          <w:sz w:val="20"/>
-          <w:szCs w:val="20"/>
-        </w:rPr>
-        <w:t xml:space="preserve">, SpringerBriefs in Computer Science, Springer, New York 2012, https://doi.org/10.1007/978-1-4614-2053-8.</w:t>
+        <w:t xml:space="preserve">Reason J., </w:t>
+      </w:r>
+      <w:r>
+        <w:rPr>
+          <w:i/>
+          <w:iCs/>
+          <w:sz w:val="20"/>
+          <w:szCs w:val="20"/>
+        </w:rPr>
+        <w:t xml:space="preserve">Human error: models and management</w:t>
+      </w:r>
+      <w:r>
+        <w:rPr>
+          <w:sz w:val="20"/>
+          <w:szCs w:val="20"/>
+        </w:rPr>
+        <w:t xml:space="preserve">, „BMJ” 2000, t. 320, nr 7237, https://doi.org/10.1136/bmj.320.7237.768.</w:t>
       </w:r>
     </w:p>
     <w:p>
@@ -3531,39 +3650,7 @@
           <w:sz w:val="20"/>
           <w:szCs w:val="20"/>
         </w:rPr>
-        <w:t xml:space="preserve">Verizon, </w:t>
-      </w:r>
-      <w:r>
-        <w:rPr>
-          <w:i/>
-          <w:iCs/>
-          <w:sz w:val="20"/>
-          <w:szCs w:val="20"/>
-        </w:rPr>
-        <w:t xml:space="preserve">Vulnerability exploitation top breach entry point, 2026 industry-wide DBIR finds</w:t>
-      </w:r>
-      <w:r>
-        <w:rPr>
-          <w:sz w:val="20"/>
-          <w:szCs w:val="20"/>
-        </w:rPr>
-        <w:t xml:space="preserve">, informacja prasowa dotycząca raportu </w:t>
-      </w:r>
-      <w:r>
-        <w:rPr>
-          <w:i/>
-          <w:iCs/>
-          <w:sz w:val="20"/>
-          <w:szCs w:val="20"/>
-        </w:rPr>
-        <w:t xml:space="preserve">2026 Data Breach Investigations Report</w:t>
-      </w:r>
-      <w:r>
-        <w:rPr>
-          <w:sz w:val="20"/>
-          <w:szCs w:val="20"/>
-        </w:rPr>
-        <w:t xml:space="preserve">, 19 maja 2026, https://www.verizon.com/about/news/breach-industry-wide-dbir-finds (dostęp 21.10.2026 r.).</w:t>
+        <w:t xml:space="preserve">Rozporządzenie Parlamentu Europejskiego i Rady (UE) 2016/679 z dnia 27 kwietnia 2016 r. w sprawie ochrony osób fizycznych w związku z przetwarzaniem danych osobowych i w sprawie swobodnego przepływu takich danych oraz uchylenia dyrektywy 95/46/WE (ogólne rozporządzenie o ochronie danych) (Dz.Urz. UE L 119 z 4.05.2016, s. 1–88).</w:t>
       </w:r>
     </w:p>
     <w:p>
@@ -3577,6 +3664,142 @@
           <w:sz w:val="20"/>
           <w:szCs w:val="20"/>
         </w:rPr>
+        <w:t xml:space="preserve">Shabtai A., Elovici Y., Rokach L., </w:t>
+      </w:r>
+      <w:r>
+        <w:rPr>
+          <w:i/>
+          <w:iCs/>
+          <w:sz w:val="20"/>
+          <w:szCs w:val="20"/>
+        </w:rPr>
+        <w:t xml:space="preserve">A Survey of Data Leakage Detection and Prevention Solutions</w:t>
+      </w:r>
+      <w:r>
+        <w:rPr>
+          <w:sz w:val="20"/>
+          <w:szCs w:val="20"/>
+        </w:rPr>
+        <w:t xml:space="preserve">, SpringerBriefs in Computer Science, Springer, New York 2012, https://doi.org/10.1007/978-1-4614-2053-8.</w:t>
+      </w:r>
+    </w:p>
+    <w:p>
+      <w:pPr>
+        <w:spacing w:after="60" w:before="0" w:line="240"/>
+        <w:ind w:left="142" w:hanging="142"/>
+        <w:jc w:val="both"/>
+      </w:pPr>
+      <w:r>
+        <w:rPr>
+          <w:sz w:val="20"/>
+          <w:szCs w:val="20"/>
+        </w:rPr>
+        <w:t xml:space="preserve">Urząd Ochrony Danych Osobowych, </w:t>
+      </w:r>
+      <w:r>
+        <w:rPr>
+          <w:i/>
+          <w:iCs/>
+          <w:sz w:val="20"/>
+          <w:szCs w:val="20"/>
+        </w:rPr>
+        <w:t xml:space="preserve">Prawie 240 tys. zł kary dla firmy, której pracownik zgubił pendrive z danymi osobowymi</w:t>
+      </w:r>
+      <w:r>
+        <w:rPr>
+          <w:sz w:val="20"/>
+          <w:szCs w:val="20"/>
+        </w:rPr>
+        <w:t xml:space="preserve">, komunikat dotyczący decyzji Prezesa UODO DKN.5131.29.2023, 17 maja 2024, https://uodo.gov.pl/pl/138/3095 (dostęp 28.10.2026 r.).</w:t>
+      </w:r>
+    </w:p>
+    <w:p>
+      <w:pPr>
+        <w:spacing w:after="60" w:before="0" w:line="240"/>
+        <w:ind w:left="142" w:hanging="142"/>
+        <w:jc w:val="both"/>
+      </w:pPr>
+      <w:r>
+        <w:rPr>
+          <w:sz w:val="20"/>
+          <w:szCs w:val="20"/>
+        </w:rPr>
+        <w:t xml:space="preserve">Urząd Ochrony Danych Osobowych, </w:t>
+      </w:r>
+      <w:r>
+        <w:rPr>
+          <w:i/>
+          <w:iCs/>
+          <w:sz w:val="20"/>
+          <w:szCs w:val="20"/>
+        </w:rPr>
+        <w:t xml:space="preserve">Rekordowa kara dla administratora za naruszenie ochrony danych</w:t>
+      </w:r>
+      <w:r>
+        <w:rPr>
+          <w:sz w:val="20"/>
+          <w:szCs w:val="20"/>
+        </w:rPr>
+        <w:t xml:space="preserve">, komunikat dotyczący decyzji Prezesa UODO DKN.5130.2215.2020, 28 lutego 2022, https://uodo.gov.pl/pl/138/2389 (dostęp 28.10.2026 r.).</w:t>
+      </w:r>
+    </w:p>
+    <w:p>
+      <w:pPr>
+        <w:spacing w:after="60" w:before="0" w:line="240"/>
+        <w:ind w:left="142" w:hanging="142"/>
+        <w:jc w:val="both"/>
+      </w:pPr>
+      <w:r>
+        <w:rPr>
+          <w:sz w:val="20"/>
+          <w:szCs w:val="20"/>
+        </w:rPr>
+        <w:t xml:space="preserve">Verizon, </w:t>
+      </w:r>
+      <w:r>
+        <w:rPr>
+          <w:i/>
+          <w:iCs/>
+          <w:sz w:val="20"/>
+          <w:szCs w:val="20"/>
+        </w:rPr>
+        <w:t xml:space="preserve">Vulnerability exploitation top breach entry point, 2026 industry-wide DBIR finds</w:t>
+      </w:r>
+      <w:r>
+        <w:rPr>
+          <w:sz w:val="20"/>
+          <w:szCs w:val="20"/>
+        </w:rPr>
+        <w:t xml:space="preserve">, informacja prasowa dotycząca raportu </w:t>
+      </w:r>
+      <w:r>
+        <w:rPr>
+          <w:i/>
+          <w:iCs/>
+          <w:sz w:val="20"/>
+          <w:szCs w:val="20"/>
+        </w:rPr>
+        <w:t xml:space="preserve">2026 Data Breach Investigations Report</w:t>
+      </w:r>
+      <w:r>
+        <w:rPr>
+          <w:sz w:val="20"/>
+          <w:szCs w:val="20"/>
+        </w:rPr>
+        <w:t xml:space="preserve">, 19 maja 2026, https://www.verizon.com/about/news/breach-industry-wide-dbir-finds (dostęp 21.10.2026 r.).</w:t>
+      </w:r>
+    </w:p>
+    <w:p>
+      <w:pPr>
+        <w:spacing w:after="60" w:before="0" w:line="240"/>
+        <w:ind w:left="142" w:hanging="142"/>
+        <w:jc w:val="both"/>
+      </w:pPr>
+      <w:r>
+        <w:rPr>
+          <w:sz w:val="20"/>
+          <w:szCs w:val="20"/>
+        </w:rPr>
         <w:t xml:space="preserve">Verizon Business, </w:t>
       </w:r>
       <w:r>
@@ -3598,6 +3821,36 @@
     </w:p>
     <w:p>
       <w:pPr>
+        <w:spacing w:after="60" w:before="0" w:line="240"/>
+        <w:ind w:left="142" w:hanging="142"/>
+        <w:jc w:val="both"/>
+      </w:pPr>
+      <w:r>
+        <w:rPr>
+          <w:sz w:val="20"/>
+          <w:szCs w:val="20"/>
+        </w:rPr>
+        <w:t xml:space="preserve">Verizon Business, </w:t>
+      </w:r>
+      <w:r>
+        <w:rPr>
+          <w:i/>
+          <w:iCs/>
+          <w:sz w:val="20"/>
+          <w:szCs w:val="20"/>
+        </w:rPr>
+        <w:t xml:space="preserve">2026 Data Breach Investigations Report</w:t>
+      </w:r>
+      <w:r>
+        <w:rPr>
+          <w:sz w:val="20"/>
+          <w:szCs w:val="20"/>
+        </w:rPr>
+        <w:t xml:space="preserve">, 2026, https://www.verizon.com/business/resources/T343/reports/2026-dbir-data-breach-investigations-report.pdf (dostęp 26.10.2026 r.).</w:t>
+      </w:r>
+    </w:p>
+    <w:p>
+      <w:pPr>
         <w:pStyle w:val="Heading1"/>
       </w:pPr>
       <w:r>
@@ -3610,6 +3863,13 @@
         <w:ind w:firstLine="425"/>
         <w:jc w:val="both"/>
       </w:pPr>
+      <w:r>
+        <w:rPr>
+          <w:sz w:val="20"/>
+          <w:szCs w:val="20"/>
+        </w:rPr>
+        <w:t xml:space="preserve">dr inż. </w:t>
+      </w:r>
       <w:r>
         <w:rPr>
           <w:b/>
@@ -3624,7 +3884,14 @@
           <w:sz w:val="20"/>
           <w:szCs w:val="20"/>
         </w:rPr>
-        <w:t xml:space="preserve"> – stopień/tytuł zawodowy lub naukowy, Atende S.A. Najważniejsze publikacje: … Zainteresowania badawcze: …</w:t>
+        <w:t xml:space="preserve"> - Dyrektor Działu Innowacji i Rozwoju w Atende S.A. oraz adiunkt w Katedrze Inżynierii Klinicznej Akademii Śląskiej. Zajmuje się sztuczną inteligencją, bezpieczeństwem i suwerennością danych oraz innowacyjnymi technologiami medycznymi i finansowymi. Posiada ponad 15-letnie doświadczenie w projektowaniu i wdrażaniu systemów informatycznych oraz zarządzaniu zespołami badawczo-rozwojowymi. Rozwija rozwiązania wykorzystujące lokalne modele językowe, architektury RAG i agentów AI, ze szczególnym uwzględnieniem cyberbezpieczeństwa, ochrony informacji i suwerenności danych. Prowadzi badania nad zastosowaniami AI w medycynie, m.in. w analizie obrazów diagnostycznych oraz predykcji, a także nad uwierzytelnianiem bezpieczeństwa żywności metodami uczenia maszynowego. Współtworzył rozwiązania z zakresu bezpiecznego cyfrowego zarządzania dokumentami, w tym system ChainDoc oparty na technologii blockchain, realizujący wymogi trwałego nośnika w bankowości. Zespół ChainDoc otrzymał nagrodę ComputerWorld za najlepsze wdrożenie technologii blockchain oraz nagrodę Smart City Forum w kategorii usług wspólnych. Organizator „</w:t>
+      </w:r>
+      <w:r>
+        <w:rPr>
+          <w:sz w:val="20"/>
+          <w:szCs w:val="20"/>
+        </w:rPr>
+        <w:t xml:space="preserve">Konferencji PI” w Toruniu, prelegent na konferencjach krajowych oraz międzynarodowych.</w:t>
       </w:r>
     </w:p>
     <w:sectPr>
@@ -3911,7 +4178,17 @@
         <w:t xml:space="preserve"> </w:t>
       </w:r>
       <w:r>
-        <w:t xml:space="preserve">Tamże.</w:t>
+        <w:t xml:space="preserve">Urząd Ochrony Danych Osobowych, </w:t>
+      </w:r>
+      <w:r>
+        <w:rPr>
+          <w:i/>
+          <w:iCs/>
+        </w:rPr>
+        <w:t xml:space="preserve">Prawie 240 tys. zł kary dla firmy, której pracownik zgubił pendrive z danymi osobowymi</w:t>
+      </w:r>
+      <w:r>
+        <w:t xml:space="preserve">, komunikat dotyczący decyzji Prezesa UODO DKN.5131.29.2023, 17 maja 2024, https://uodo.gov.pl/pl/138/3095 (dostęp 28.10.2026 r.).</w:t>
       </w:r>
     </w:p>
   </w:footnote>
@@ -3930,17 +4207,17 @@
         <w:t xml:space="preserve"> </w:t>
       </w:r>
       <w:r>
-        <w:t xml:space="preserve">Verizon, </w:t>
-      </w:r>
-      <w:r>
-        <w:rPr>
-          <w:i/>
-          <w:iCs/>
-        </w:rPr>
-        <w:t xml:space="preserve">Vulnerability exploitation top breach entry point</w:t>
-      </w:r>
-      <w:r>
-        <w:t xml:space="preserve">, dz. cyt.</w:t>
+        <w:t xml:space="preserve">Urząd Ochrony Danych Osobowych, </w:t>
+      </w:r>
+      <w:r>
+        <w:rPr>
+          <w:i/>
+          <w:iCs/>
+        </w:rPr>
+        <w:t xml:space="preserve">Rekordowa kara dla administratora za naruszenie ochrony danych</w:t>
+      </w:r>
+      <w:r>
+        <w:t xml:space="preserve">, komunikat dotyczący decyzji Prezesa UODO DKN.5130.2215.2020, 28 lutego 2022, https://uodo.gov.pl/pl/138/2389 (dostęp 28.10.2026 r.).</w:t>
       </w:r>
     </w:p>
   </w:footnote>
@@ -3959,14 +4236,14 @@
         <w:t xml:space="preserve"> </w:t>
       </w:r>
       <w:r>
-        <w:t xml:space="preserve">L. Cheng, F. Liu, D. Yao, </w:t>
-      </w:r>
-      <w:r>
-        <w:rPr>
-          <w:i/>
-          <w:iCs/>
-        </w:rPr>
-        <w:t xml:space="preserve">Enterprise data breach</w:t>
+        <w:t xml:space="preserve">Verizon, </w:t>
+      </w:r>
+      <w:r>
+        <w:rPr>
+          <w:i/>
+          <w:iCs/>
+        </w:rPr>
+        <w:t xml:space="preserve">Vulnerability exploitation top breach entry point</w:t>
       </w:r>
       <w:r>
         <w:t xml:space="preserve">, dz. cyt.</w:t>
@@ -3988,7 +4265,17 @@
         <w:t xml:space="preserve"> </w:t>
       </w:r>
       <w:r>
-        <w:t xml:space="preserve">Tamże.</w:t>
+        <w:t xml:space="preserve">Verizon Business, </w:t>
+      </w:r>
+      <w:r>
+        <w:rPr>
+          <w:i/>
+          <w:iCs/>
+        </w:rPr>
+        <w:t xml:space="preserve">2026 Data Breach Investigations Report</w:t>
+      </w:r>
+      <w:r>
+        <w:t xml:space="preserve">, 2026, https://www.verizon.com/business/resources/T343/reports/2026-dbir-data-breach-investigations-report.pdf (dostęp 26.10.2026 r.), s. 22.</w:t>
       </w:r>
     </w:p>
   </w:footnote>
@@ -4007,27 +4294,7 @@
         <w:t xml:space="preserve"> </w:t>
       </w:r>
       <w:r>
-        <w:t xml:space="preserve">IBM, </w:t>
-      </w:r>
-      <w:r>
-        <w:rPr>
-          <w:i/>
-          <w:iCs/>
-        </w:rPr>
-        <w:t xml:space="preserve">IBM Study: One in Four Malicious Breaches are AI-Enabled, Costing Companies $6 Million on Average</w:t>
-      </w:r>
-      <w:r>
-        <w:t xml:space="preserve">, informacja prasowa dotycząca raportu </w:t>
-      </w:r>
-      <w:r>
-        <w:rPr>
-          <w:i/>
-          <w:iCs/>
-        </w:rPr>
-        <w:t xml:space="preserve">Cost of a Data Breach Report 2026</w:t>
-      </w:r>
-      <w:r>
-        <w:t xml:space="preserve"> (Ponemon Institute, IBM), 29 lipca 2026, https://newsroom.ibm.com/2026-07-29-ibm-study-one-in-four-malicious-breaches-are-ai-enabled,-costing-companies-6-million-on-average (dostęp 21.10.2026 r.).</w:t>
+        <w:t xml:space="preserve">Tamże, s. 57–58.</w:t>
       </w:r>
     </w:p>
   </w:footnote>
@@ -4046,17 +4313,7 @@
         <w:t xml:space="preserve"> </w:t>
       </w:r>
       <w:r>
-        <w:t xml:space="preserve">L. Cheng, F. Liu, D. Yao, </w:t>
-      </w:r>
-      <w:r>
-        <w:rPr>
-          <w:i/>
-          <w:iCs/>
-        </w:rPr>
-        <w:t xml:space="preserve">Enterprise data breach</w:t>
-      </w:r>
-      <w:r>
-        <w:t xml:space="preserve">, dz. cyt.</w:t>
+        <w:t xml:space="preserve">Tamże, s. 89, 92.</w:t>
       </w:r>
     </w:p>
   </w:footnote>
@@ -4075,17 +4332,27 @@
         <w:t xml:space="preserve"> </w:t>
       </w:r>
       <w:r>
-        <w:t xml:space="preserve">A. Shabtai, Y. Elovici, L. Rokach, </w:t>
-      </w:r>
-      <w:r>
-        <w:rPr>
-          <w:i/>
-          <w:iCs/>
-        </w:rPr>
-        <w:t xml:space="preserve">A Survey of Data Leakage Detection and Prevention Solutions</w:t>
-      </w:r>
-      <w:r>
-        <w:t xml:space="preserve">, SpringerBriefs in Computer Science, Springer, New York 2012, https://doi.org/10.1007/978-1-4614-2053-8.</w:t>
+        <w:t xml:space="preserve">Ponemon Institute, </w:t>
+      </w:r>
+      <w:r>
+        <w:rPr>
+          <w:i/>
+          <w:iCs/>
+        </w:rPr>
+        <w:t xml:space="preserve">2026 Cost of Insider Risks: Global</w:t>
+      </w:r>
+      <w:r>
+        <w:t xml:space="preserve">, omówienie raportu </w:t>
+      </w:r>
+      <w:r>
+        <w:rPr>
+          <w:i/>
+          <w:iCs/>
+        </w:rPr>
+        <w:t xml:space="preserve">2026 Cost of Insider Risks Global Report</w:t>
+      </w:r>
+      <w:r>
+        <w:t xml:space="preserve"> przygotowanego na zlecenie DTEX Systems, 13 maja 2026, https://ponemonsullivanreport.com/2026/05/2026-cost-of-insider-risks-globa (dostęp 26.10.2026 r.).</w:t>
       </w:r>
     </w:p>
   </w:footnote>
@@ -4104,17 +4371,17 @@
         <w:t xml:space="preserve"> </w:t>
       </w:r>
       <w:r>
-        <w:t xml:space="preserve">Verizon Business, </w:t>
-      </w:r>
-      <w:r>
-        <w:rPr>
-          <w:i/>
-          <w:iCs/>
-        </w:rPr>
-        <w:t xml:space="preserve">2024 Data Breach Investigations Report: Appendices</w:t>
-      </w:r>
-      <w:r>
-        <w:t xml:space="preserve">, https://verizon.com/business/resources/reports/dbir/2024/appendix (dostęp 21.10.2026 r.).</w:t>
+        <w:t xml:space="preserve">N. Pathirana i in., </w:t>
+      </w:r>
+      <w:r>
+        <w:rPr>
+          <w:i/>
+          <w:iCs/>
+        </w:rPr>
+        <w:t xml:space="preserve">Integrating Human Factors into Insider Threat Detection: A Systematic Review</w:t>
+      </w:r>
+      <w:r>
+        <w:t xml:space="preserve">, „ACM Computing Surveys” 2026, t. 58, nr 10, https://doi.org/10.1145/3798089.</w:t>
       </w:r>
     </w:p>
   </w:footnote>
@@ -4133,7 +4400,17 @@
         <w:t xml:space="preserve"> </w:t>
       </w:r>
       <w:r>
-        <w:t xml:space="preserve">Rozporządzenie Parlamentu Europejskiego i Rady (UE) 2016/679 z dnia 27 kwietnia 2016 r. w sprawie ochrony osób fizycznych w związku z przetwarzaniem danych osobowych i w sprawie swobodnego przepływu takich danych oraz uchylenia dyrektywy 95/46/WE (ogólne rozporządzenie o ochronie danych) (Dz.Urz. UE L 119 z 4.05.2016, s. 1–88).</w:t>
+        <w:t xml:space="preserve">L. Cheng, F. Liu, D. Yao, </w:t>
+      </w:r>
+      <w:r>
+        <w:rPr>
+          <w:i/>
+          <w:iCs/>
+        </w:rPr>
+        <w:t xml:space="preserve">Enterprise data breach</w:t>
+      </w:r>
+      <w:r>
+        <w:t xml:space="preserve">, dz. cyt.</w:t>
       </w:r>
     </w:p>
   </w:footnote>
@@ -4152,17 +4429,27 @@
         <w:t xml:space="preserve"> </w:t>
       </w:r>
       <w:r>
-        <w:t xml:space="preserve">Verizon Business, </w:t>
-      </w:r>
-      <w:r>
-        <w:rPr>
-          <w:i/>
-          <w:iCs/>
-        </w:rPr>
-        <w:t xml:space="preserve">2024 Data Breach Investigations Report</w:t>
-      </w:r>
-      <w:r>
-        <w:t xml:space="preserve">, dz. cyt.</w:t>
+        <w:t xml:space="preserve">IBM, </w:t>
+      </w:r>
+      <w:r>
+        <w:rPr>
+          <w:i/>
+          <w:iCs/>
+        </w:rPr>
+        <w:t xml:space="preserve">IBM Study: One in Four Malicious Breaches are AI-Enabled, Costing Companies $6 Million on Average</w:t>
+      </w:r>
+      <w:r>
+        <w:t xml:space="preserve">, informacja prasowa dotycząca raportu </w:t>
+      </w:r>
+      <w:r>
+        <w:rPr>
+          <w:i/>
+          <w:iCs/>
+        </w:rPr>
+        <w:t xml:space="preserve">Cost of a Data Breach Report 2026</w:t>
+      </w:r>
+      <w:r>
+        <w:t xml:space="preserve"> (Ponemon Institute, IBM), 29 lipca 2026, https://newsroom.ibm.com/2026-07-29-ibm-study-one-in-four-malicious-breaches-are-ai-enabled,-costing-companies-6-million-on-average (dostęp 21.10.2026 r.).</w:t>
       </w:r>
     </w:p>
   </w:footnote>
@@ -4181,14 +4468,14 @@
         <w:t xml:space="preserve"> </w:t>
       </w:r>
       <w:r>
-        <w:t xml:space="preserve">IBM, </w:t>
-      </w:r>
-      <w:r>
-        <w:rPr>
-          <w:i/>
-          <w:iCs/>
-        </w:rPr>
-        <w:t xml:space="preserve">IBM Study: One in Four Malicious Breaches are AI-Enabled</w:t>
+        <w:t xml:space="preserve">L. Cheng, F. Liu, D. Yao, </w:t>
+      </w:r>
+      <w:r>
+        <w:rPr>
+          <w:i/>
+          <w:iCs/>
+        </w:rPr>
+        <w:t xml:space="preserve">Enterprise data breach</w:t>
       </w:r>
       <w:r>
         <w:t xml:space="preserve">, dz. cyt.</w:t>
@@ -4210,17 +4497,17 @@
         <w:t xml:space="preserve"> </w:t>
       </w:r>
       <w:r>
-        <w:t xml:space="preserve">S. Alneyadi, E. Sithirasenan, V. Muthukkumarasamy, </w:t>
-      </w:r>
-      <w:r>
-        <w:rPr>
-          <w:i/>
-          <w:iCs/>
-        </w:rPr>
-        <w:t xml:space="preserve">A survey on data leakage prevention systems</w:t>
-      </w:r>
-      <w:r>
-        <w:t xml:space="preserve">, dz. cyt.</w:t>
+        <w:t xml:space="preserve">A. Shabtai, Y. Elovici, L. Rokach, </w:t>
+      </w:r>
+      <w:r>
+        <w:rPr>
+          <w:i/>
+          <w:iCs/>
+        </w:rPr>
+        <w:t xml:space="preserve">A Survey of Data Leakage Detection and Prevention Solutions</w:t>
+      </w:r>
+      <w:r>
+        <w:t xml:space="preserve">, SpringerBriefs in Computer Science, Springer, New York 2012, https://doi.org/10.1007/978-1-4614-2053-8.</w:t>
       </w:r>
     </w:p>
   </w:footnote>
@@ -4239,17 +4526,17 @@
         <w:t xml:space="preserve"> </w:t>
       </w:r>
       <w:r>
-        <w:t xml:space="preserve">L. Cheng, F. Liu, D. Yao, </w:t>
-      </w:r>
-      <w:r>
-        <w:rPr>
-          <w:i/>
-          <w:iCs/>
-        </w:rPr>
-        <w:t xml:space="preserve">Enterprise data breach</w:t>
-      </w:r>
-      <w:r>
-        <w:t xml:space="preserve">, dz. cyt.</w:t>
+        <w:t xml:space="preserve">Verizon Business, </w:t>
+      </w:r>
+      <w:r>
+        <w:rPr>
+          <w:i/>
+          <w:iCs/>
+        </w:rPr>
+        <w:t xml:space="preserve">2024 Data Breach Investigations Report: Appendices</w:t>
+      </w:r>
+      <w:r>
+        <w:t xml:space="preserve">, https://verizon.com/business/resources/reports/dbir/2024/appendix (dostęp 21.10.2026 r.).</w:t>
       </w:r>
     </w:p>
   </w:footnote>
@@ -4268,7 +4555,7 @@
         <w:t xml:space="preserve"> </w:t>
       </w:r>
       <w:r>
-        <w:t xml:space="preserve">Tamże.</w:t>
+        <w:t xml:space="preserve">Rozporządzenie Parlamentu Europejskiego i Rady (UE) 2016/679 z dnia 27 kwietnia 2016 r. w sprawie ochrony osób fizycznych w związku z przetwarzaniem danych osobowych i w sprawie swobodnego przepływu takich danych oraz uchylenia dyrektywy 95/46/WE (ogólne rozporządzenie o ochronie danych) (Dz.Urz. UE L 119 z 4.05.2016, s. 1–88).</w:t>
       </w:r>
     </w:p>
   </w:footnote>
@@ -4287,17 +4574,17 @@
         <w:t xml:space="preserve"> </w:t>
       </w:r>
       <w:r>
-        <w:t xml:space="preserve">W. Fisher i in., </w:t>
-      </w:r>
-      <w:r>
-        <w:rPr>
-          <w:i/>
-          <w:iCs/>
-        </w:rPr>
-        <w:t xml:space="preserve">Data Confidentiality: Identifying and Protecting Assets Against Data Breaches</w:t>
-      </w:r>
-      <w:r>
-        <w:t xml:space="preserve">, NIST Special Publication 1800-28, National Institute of Standards and Technology, Gaithersburg, MD 2024, https://doi.org/10.6028/NIST.SP.1800-28.</w:t>
+        <w:t xml:space="preserve">Verizon Business, </w:t>
+      </w:r>
+      <w:r>
+        <w:rPr>
+          <w:i/>
+          <w:iCs/>
+        </w:rPr>
+        <w:t xml:space="preserve">2024 Data Breach Investigations Report</w:t>
+      </w:r>
+      <w:r>
+        <w:t xml:space="preserve">, dz. cyt.</w:t>
       </w:r>
     </w:p>
   </w:footnote>
@@ -4316,14 +4603,14 @@
         <w:t xml:space="preserve"> </w:t>
       </w:r>
       <w:r>
-        <w:t xml:space="preserve">L. Cheng, F. Liu, D. Yao, </w:t>
-      </w:r>
-      <w:r>
-        <w:rPr>
-          <w:i/>
-          <w:iCs/>
-        </w:rPr>
-        <w:t xml:space="preserve">Enterprise data breach</w:t>
+        <w:t xml:space="preserve">IBM, </w:t>
+      </w:r>
+      <w:r>
+        <w:rPr>
+          <w:i/>
+          <w:iCs/>
+        </w:rPr>
+        <w:t xml:space="preserve">IBM Study: One in Four Malicious Breaches are AI-Enabled</w:t>
       </w:r>
       <w:r>
         <w:t xml:space="preserve">, dz. cyt.</w:t>
@@ -4345,14 +4632,14 @@
         <w:t xml:space="preserve"> </w:t>
       </w:r>
       <w:r>
-        <w:t xml:space="preserve">A. Shabtai, Y. Elovici, L. Rokach, </w:t>
-      </w:r>
-      <w:r>
-        <w:rPr>
-          <w:i/>
-          <w:iCs/>
-        </w:rPr>
-        <w:t xml:space="preserve">A Survey of Data Leakage Detection and Prevention Solutions</w:t>
+        <w:t xml:space="preserve">S. Alneyadi, E. Sithirasenan, V. Muthukkumarasamy, </w:t>
+      </w:r>
+      <w:r>
+        <w:rPr>
+          <w:i/>
+          <w:iCs/>
+        </w:rPr>
+        <w:t xml:space="preserve">A survey on data leakage prevention systems</w:t>
       </w:r>
       <w:r>
         <w:t xml:space="preserve">, dz. cyt.</w:t>
@@ -4422,17 +4709,7 @@
         <w:t xml:space="preserve"> </w:t>
       </w:r>
       <w:r>
-        <w:t xml:space="preserve">A. Shabtai, Y. Elovici, L. Rokach, </w:t>
-      </w:r>
-      <w:r>
-        <w:rPr>
-          <w:i/>
-          <w:iCs/>
-        </w:rPr>
-        <w:t xml:space="preserve">A Survey of Data Leakage Detection and Prevention Solutions</w:t>
-      </w:r>
-      <w:r>
-        <w:t xml:space="preserve">, dz. cyt.</w:t>
+        <w:t xml:space="preserve">Tamże.</w:t>
       </w:r>
     </w:p>
   </w:footnote>
@@ -4451,27 +4728,17 @@
         <w:t xml:space="preserve"> </w:t>
       </w:r>
       <w:r>
-        <w:t xml:space="preserve">A. Chuvakin, </w:t>
-      </w:r>
-      <w:r>
-        <w:rPr>
-          <w:i/>
-          <w:iCs/>
-        </w:rPr>
-        <w:t xml:space="preserve">Back in 2015, while working on a Gartner SOC paper, I coined the concept of „SOC nuclear triad”…</w:t>
-      </w:r>
-      <w:r>
-        <w:t xml:space="preserve">, </w:t>
-      </w:r>
-      <w:r>
-        <w:rPr>
-          <w:i/>
-          <w:iCs/>
-        </w:rPr>
-        <w:t xml:space="preserve">Anton on Security</w:t>
-      </w:r>
-      <w:r>
-        <w:t xml:space="preserve"> (Medium), 2020; przedruk: Security Boulevard, wrzesień 2020, https://securityboulevard.com/2020/09/back-in-2015-while-working-on-a-gartner-soc-paper-i-coined-the-concept-of-soc-nuclear-triad/ (dostęp 21.10.2026 r.).</w:t>
+        <w:t xml:space="preserve">A. Shabtai, Y. Elovici, L. Rokach, </w:t>
+      </w:r>
+      <w:r>
+        <w:rPr>
+          <w:i/>
+          <w:iCs/>
+        </w:rPr>
+        <w:t xml:space="preserve">A Survey of Data Leakage Detection and Prevention Solutions</w:t>
+      </w:r>
+      <w:r>
+        <w:t xml:space="preserve">, dz. cyt.</w:t>
       </w:r>
     </w:p>
   </w:footnote>
@@ -4519,17 +4786,7 @@
         <w:t xml:space="preserve"> </w:t>
       </w:r>
       <w:r>
-        <w:t xml:space="preserve">W. Fisher i in., </w:t>
-      </w:r>
-      <w:r>
-        <w:rPr>
-          <w:i/>
-          <w:iCs/>
-        </w:rPr>
-        <w:t xml:space="preserve">Data Confidentiality</w:t>
-      </w:r>
-      <w:r>
-        <w:t xml:space="preserve">, dz. cyt.</w:t>
+        <w:t xml:space="preserve">Tamże.</w:t>
       </w:r>
     </w:p>
   </w:footnote>
@@ -4548,14 +4805,14 @@
         <w:t xml:space="preserve"> </w:t>
       </w:r>
       <w:r>
-        <w:t xml:space="preserve">L. Cheng, F. Liu, D. Yao, </w:t>
-      </w:r>
-      <w:r>
-        <w:rPr>
-          <w:i/>
-          <w:iCs/>
-        </w:rPr>
-        <w:t xml:space="preserve">Enterprise data breach</w:t>
+        <w:t xml:space="preserve">A. Shabtai, Y. Elovici, L. Rokach, </w:t>
+      </w:r>
+      <w:r>
+        <w:rPr>
+          <w:i/>
+          <w:iCs/>
+        </w:rPr>
+        <w:t xml:space="preserve">A Survey of Data Leakage Detection and Prevention Solutions</w:t>
       </w:r>
       <w:r>
         <w:t xml:space="preserve">, dz. cyt.</w:t>
@@ -4577,7 +4834,27 @@
         <w:t xml:space="preserve"> </w:t>
       </w:r>
       <w:r>
-        <w:t xml:space="preserve">Tamże.</w:t>
+        <w:t xml:space="preserve">A. Chuvakin, </w:t>
+      </w:r>
+      <w:r>
+        <w:rPr>
+          <w:i/>
+          <w:iCs/>
+        </w:rPr>
+        <w:t xml:space="preserve">Back in 2015, while working on a Gartner SOC paper, I coined the concept of „SOC nuclear triad”…</w:t>
+      </w:r>
+      <w:r>
+        <w:t xml:space="preserve">, </w:t>
+      </w:r>
+      <w:r>
+        <w:rPr>
+          <w:i/>
+          <w:iCs/>
+        </w:rPr>
+        <w:t xml:space="preserve">Anton on Security</w:t>
+      </w:r>
+      <w:r>
+        <w:t xml:space="preserve"> (Medium), 2020; przedruk: Security Boulevard, wrzesień 2020, https://securityboulevard.com/2020/09/back-in-2015-while-working-on-a-gartner-soc-paper-i-coined-the-concept-of-soc-nuclear-triad/ (dostęp 21.10.2026 r.).</w:t>
       </w:r>
     </w:p>
   </w:footnote>
@@ -4596,17 +4873,17 @@
         <w:t xml:space="preserve"> </w:t>
       </w:r>
       <w:r>
-        <w:t xml:space="preserve">J. Reason, </w:t>
-      </w:r>
-      <w:r>
-        <w:rPr>
-          <w:i/>
-          <w:iCs/>
-        </w:rPr>
-        <w:t xml:space="preserve">Human error: models and management</w:t>
-      </w:r>
-      <w:r>
-        <w:t xml:space="preserve">, „BMJ” 2000, t. 320, nr 7237, https://doi.org/10.1136/bmj.320.7237.768.</w:t>
+        <w:t xml:space="preserve">L. Cheng, F. Liu, D. Yao, </w:t>
+      </w:r>
+      <w:r>
+        <w:rPr>
+          <w:i/>
+          <w:iCs/>
+        </w:rPr>
+        <w:t xml:space="preserve">Enterprise data breach</w:t>
+      </w:r>
+      <w:r>
+        <w:t xml:space="preserve">, dz. cyt.</w:t>
       </w:r>
     </w:p>
   </w:footnote>
@@ -4625,7 +4902,17 @@
         <w:t xml:space="preserve"> </w:t>
       </w:r>
       <w:r>
-        <w:t xml:space="preserve">Tamże.</w:t>
+        <w:t xml:space="preserve">W. Fisher i in., </w:t>
+      </w:r>
+      <w:r>
+        <w:rPr>
+          <w:i/>
+          <w:iCs/>
+        </w:rPr>
+        <w:t xml:space="preserve">Data Confidentiality: Identifying and Protecting Assets Against Data Breaches</w:t>
+      </w:r>
+      <w:r>
+        <w:t xml:space="preserve">, NIST Special Publication 1800-28, National Institute of Standards and Technology, Gaithersburg, MD 2024, https://doi.org/10.6028/NIST.SP.1800-28.</w:t>
       </w:r>
     </w:p>
   </w:footnote>
@@ -4644,7 +4931,17 @@
         <w:t xml:space="preserve"> </w:t>
       </w:r>
       <w:r>
-        <w:t xml:space="preserve">Tamże.</w:t>
+        <w:t xml:space="preserve">L. Cheng, F. Liu, D. Yao, </w:t>
+      </w:r>
+      <w:r>
+        <w:rPr>
+          <w:i/>
+          <w:iCs/>
+        </w:rPr>
+        <w:t xml:space="preserve">Enterprise data breach</w:t>
+      </w:r>
+      <w:r>
+        <w:t xml:space="preserve">, dz. cyt.</w:t>
       </w:r>
     </w:p>
   </w:footnote>
@@ -4663,17 +4960,7 @@
         <w:t xml:space="preserve"> </w:t>
       </w:r>
       <w:r>
-        <w:t xml:space="preserve">L. Cheng, F. Liu, D. Yao, </w:t>
-      </w:r>
-      <w:r>
-        <w:rPr>
-          <w:i/>
-          <w:iCs/>
-        </w:rPr>
-        <w:t xml:space="preserve">Enterprise data breach</w:t>
-      </w:r>
-      <w:r>
-        <w:t xml:space="preserve">, dz. cyt.</w:t>
+        <w:t xml:space="preserve">Tamże.</w:t>
       </w:r>
     </w:p>
   </w:footnote>
@@ -4692,7 +4979,17 @@
         <w:t xml:space="preserve"> </w:t>
       </w:r>
       <w:r>
-        <w:t xml:space="preserve">Tamże.</w:t>
+        <w:t xml:space="preserve">J. Reason, </w:t>
+      </w:r>
+      <w:r>
+        <w:rPr>
+          <w:i/>
+          <w:iCs/>
+        </w:rPr>
+        <w:t xml:space="preserve">Human error: models and management</w:t>
+      </w:r>
+      <w:r>
+        <w:t xml:space="preserve">, „BMJ” 2000, t. 320, nr 7237, https://doi.org/10.1136/bmj.320.7237.768.</w:t>
       </w:r>
     </w:p>
   </w:footnote>
@@ -4711,17 +5008,7 @@
         <w:t xml:space="preserve"> </w:t>
       </w:r>
       <w:r>
-        <w:t xml:space="preserve">W. Fisher i in., </w:t>
-      </w:r>
-      <w:r>
-        <w:rPr>
-          <w:i/>
-          <w:iCs/>
-        </w:rPr>
-        <w:t xml:space="preserve">Data Confidentiality</w:t>
-      </w:r>
-      <w:r>
-        <w:t xml:space="preserve">, dz. cyt.</w:t>
+        <w:t xml:space="preserve">Tamże.</w:t>
       </w:r>
     </w:p>
   </w:footnote>
@@ -4740,17 +5027,7 @@
         <w:t xml:space="preserve"> </w:t>
       </w:r>
       <w:r>
-        <w:t xml:space="preserve">L. Cheng, F. Liu, D. Yao, </w:t>
-      </w:r>
-      <w:r>
-        <w:rPr>
-          <w:i/>
-          <w:iCs/>
-        </w:rPr>
-        <w:t xml:space="preserve">Enterprise data breach</w:t>
-      </w:r>
-      <w:r>
-        <w:t xml:space="preserve">, dz. cyt.</w:t>
+        <w:t xml:space="preserve">Tamże.</w:t>
       </w:r>
     </w:p>
   </w:footnote>
@@ -4769,14 +5046,14 @@
         <w:t xml:space="preserve"> </w:t>
       </w:r>
       <w:r>
-        <w:t xml:space="preserve">J. Reason, </w:t>
-      </w:r>
-      <w:r>
-        <w:rPr>
-          <w:i/>
-          <w:iCs/>
-        </w:rPr>
-        <w:t xml:space="preserve">Human error</w:t>
+        <w:t xml:space="preserve">L. Cheng, F. Liu, D. Yao, </w:t>
+      </w:r>
+      <w:r>
+        <w:rPr>
+          <w:i/>
+          <w:iCs/>
+        </w:rPr>
+        <w:t xml:space="preserve">Enterprise data breach</w:t>
       </w:r>
       <w:r>
         <w:t xml:space="preserve">, dz. cyt.</w:t>
@@ -4798,17 +5075,7 @@
         <w:t xml:space="preserve"> </w:t>
       </w:r>
       <w:r>
-        <w:t xml:space="preserve">L. Cheng, F. Liu, D. Yao, </w:t>
-      </w:r>
-      <w:r>
-        <w:rPr>
-          <w:i/>
-          <w:iCs/>
-        </w:rPr>
-        <w:t xml:space="preserve">Enterprise data breach</w:t>
-      </w:r>
-      <w:r>
-        <w:t xml:space="preserve">, dz. cyt.</w:t>
+        <w:t xml:space="preserve">Tamże.</w:t>
       </w:r>
     </w:p>
   </w:footnote>
@@ -4904,17 +5171,7 @@
         <w:t xml:space="preserve"> </w:t>
       </w:r>
       <w:r>
-        <w:t xml:space="preserve">IBM, </w:t>
-      </w:r>
-      <w:r>
-        <w:rPr>
-          <w:i/>
-          <w:iCs/>
-        </w:rPr>
-        <w:t xml:space="preserve">IBM Study: One in Four Malicious Breaches are AI-Enabled</w:t>
-      </w:r>
-      <w:r>
-        <w:t xml:space="preserve">, dz. cyt.</w:t>
+        <w:t xml:space="preserve">Tamże.</w:t>
       </w:r>
     </w:p>
   </w:footnote>
@@ -4933,14 +5190,14 @@
         <w:t xml:space="preserve"> </w:t>
       </w:r>
       <w:r>
-        <w:t xml:space="preserve">L. Cheng, F. Liu, D. Yao, </w:t>
-      </w:r>
-      <w:r>
-        <w:rPr>
-          <w:i/>
-          <w:iCs/>
-        </w:rPr>
-        <w:t xml:space="preserve">Enterprise data breach</w:t>
+        <w:t xml:space="preserve">J. Reason, </w:t>
+      </w:r>
+      <w:r>
+        <w:rPr>
+          <w:i/>
+          <w:iCs/>
+        </w:rPr>
+        <w:t xml:space="preserve">Human error</w:t>
       </w:r>
       <w:r>
         <w:t xml:space="preserve">, dz. cyt.</w:t>
@@ -4962,7 +5219,17 @@
         <w:t xml:space="preserve"> </w:t>
       </w:r>
       <w:r>
-        <w:t xml:space="preserve">RODO.</w:t>
+        <w:t xml:space="preserve">L. Cheng, F. Liu, D. Yao, </w:t>
+      </w:r>
+      <w:r>
+        <w:rPr>
+          <w:i/>
+          <w:iCs/>
+        </w:rPr>
+        <w:t xml:space="preserve">Enterprise data breach</w:t>
+      </w:r>
+      <w:r>
+        <w:t xml:space="preserve">, dz. cyt.</w:t>
       </w:r>
     </w:p>
   </w:footnote>
@@ -5039,7 +5306,7 @@
         <w:t xml:space="preserve"> </w:t>
       </w:r>
       <w:r>
-        <w:t xml:space="preserve">Tamże.</w:t>
+        <w:t xml:space="preserve">RODO.</w:t>
       </w:r>
     </w:p>
   </w:footnote>
@@ -5058,14 +5325,14 @@
         <w:t xml:space="preserve"> </w:t>
       </w:r>
       <w:r>
-        <w:t xml:space="preserve">J. Reason, </w:t>
-      </w:r>
-      <w:r>
-        <w:rPr>
-          <w:i/>
-          <w:iCs/>
-        </w:rPr>
-        <w:t xml:space="preserve">Human error</w:t>
+        <w:t xml:space="preserve">IBM, </w:t>
+      </w:r>
+      <w:r>
+        <w:rPr>
+          <w:i/>
+          <w:iCs/>
+        </w:rPr>
+        <w:t xml:space="preserve">IBM Study: One in Four Malicious Breaches are AI-Enabled</w:t>
       </w:r>
       <w:r>
         <w:t xml:space="preserve">, dz. cyt.</w:t>
@@ -5121,6 +5388,83 @@
     </w:p>
   </w:footnote>
   <w:footnote w:id="53">
+    <w:p>
+      <w:pPr>
+        <w:pStyle w:val="FootnoteText"/>
+      </w:pPr>
+      <w:r>
+        <w:rPr>
+          <w:rStyle w:val="FootnoteReference"/>
+        </w:rPr>
+        <w:footnoteRef/>
+      </w:r>
+      <w:r>
+        <w:t xml:space="preserve"> </w:t>
+      </w:r>
+      <w:r>
+        <w:t xml:space="preserve">J. Reason, </w:t>
+      </w:r>
+      <w:r>
+        <w:rPr>
+          <w:i/>
+          <w:iCs/>
+        </w:rPr>
+        <w:t xml:space="preserve">Human error</w:t>
+      </w:r>
+      <w:r>
+        <w:t xml:space="preserve">, dz. cyt.</w:t>
+      </w:r>
+    </w:p>
+  </w:footnote>
+  <w:footnote w:id="54">
+    <w:p>
+      <w:pPr>
+        <w:pStyle w:val="FootnoteText"/>
+      </w:pPr>
+      <w:r>
+        <w:rPr>
+          <w:rStyle w:val="FootnoteReference"/>
+        </w:rPr>
+        <w:footnoteRef/>
+      </w:r>
+      <w:r>
+        <w:t xml:space="preserve"> </w:t>
+      </w:r>
+      <w:r>
+        <w:t xml:space="preserve">L. Cheng, F. Liu, D. Yao, </w:t>
+      </w:r>
+      <w:r>
+        <w:rPr>
+          <w:i/>
+          <w:iCs/>
+        </w:rPr>
+        <w:t xml:space="preserve">Enterprise data breach</w:t>
+      </w:r>
+      <w:r>
+        <w:t xml:space="preserve">, dz. cyt.</w:t>
+      </w:r>
+    </w:p>
+  </w:footnote>
+  <w:footnote w:id="55">
+    <w:p>
+      <w:pPr>
+        <w:pStyle w:val="FootnoteText"/>
+      </w:pPr>
+      <w:r>
+        <w:rPr>
+          <w:rStyle w:val="FootnoteReference"/>
+        </w:rPr>
+        <w:footnoteRef/>
+      </w:r>
+      <w:r>
+        <w:t xml:space="preserve"> </w:t>
+      </w:r>
+      <w:r>
+        <w:t xml:space="preserve">Tamże.</w:t>
+      </w:r>
+    </w:p>
+  </w:footnote>
+  <w:footnote w:id="56">
     <w:p>
       <w:pPr>
         <w:pStyle w:val="FootnoteText"/>
